--- a/Final Report/FIT AXIS REPORT Final .docx
+++ b/Final Report/FIT AXIS REPORT Final .docx
@@ -1,6 +1,6 @@
 
 <file path=word/document.xml><?xml version="1.0" encoding="utf-8"?>
-<w:document xmlns:wpc="http://schemas.microsoft.com/office/word/2010/wordprocessingCanvas" xmlns:cx="http://schemas.microsoft.com/office/drawing/2014/chartex" xmlns:cx1="http://schemas.microsoft.com/office/drawing/2015/9/8/chartex" xmlns:cx2="http://schemas.microsoft.com/office/drawing/2015/10/21/chartex" xmlns:cx3="http://schemas.microsoft.com/office/drawing/2016/5/9/chartex" xmlns:cx4="http://schemas.microsoft.com/office/drawing/2016/5/10/chartex" xmlns:cx5="http://schemas.microsoft.com/office/drawing/2016/5/11/chartex" xmlns:cx6="http://schemas.microsoft.com/office/drawing/2016/5/12/chartex" xmlns:cx7="http://schemas.microsoft.com/office/drawing/2016/5/13/chartex" xmlns:cx8="http://schemas.microsoft.com/office/drawing/2016/5/14/chartex" xmlns:mc="http://schemas.openxmlformats.org/markup-compatibility/2006" xmlns:aink="http://schemas.microsoft.com/office/drawing/2016/ink" xmlns:am3d="http://schemas.microsoft.com/office/drawing/2017/model3d" xmlns:o="urn:schemas-microsoft-com:office:office" xmlns:oel="http://schemas.microsoft.com/office/2019/extlst" xmlns:r="http://schemas.openxmlformats.org/officeDocument/2006/relationships" xmlns:m="http://schemas.openxmlformats.org/officeDocument/2006/math" xmlns:v="urn:schemas-microsoft-com:vml" xmlns:wp14="http://schemas.microsoft.com/office/word/2010/wordprocessingDrawing" xmlns:wp="http://schemas.openxmlformats.org/drawingml/2006/wordprocessingDrawing" xmlns:w10="urn:schemas-microsoft-com:office:word" xmlns:w="http://schemas.openxmlformats.org/wordprocessingml/2006/main" xmlns:w14="http://schemas.microsoft.com/office/word/2010/wordml" xmlns:w15="http://schemas.microsoft.com/office/word/2012/wordml" xmlns:w16cex="http://schemas.microsoft.com/office/word/2018/wordml/cex" xmlns:w16cid="http://schemas.microsoft.com/office/word/2016/wordml/cid" xmlns:w16="http://schemas.microsoft.com/office/word/2018/wordml" xmlns:w16du="http://schemas.microsoft.com/office/word/2023/wordml/word16du" xmlns:w16sdtdh="http://schemas.microsoft.com/office/word/2020/wordml/sdtdatahash" xmlns:w16sdtfl="http://schemas.microsoft.com/office/word/2024/wordml/sdtformatlock" xmlns:w16se="http://schemas.microsoft.com/office/word/2015/wordml/symex" xmlns:wpg="http://schemas.microsoft.com/office/word/2010/wordprocessingGroup" xmlns:wpi="http://schemas.microsoft.com/office/word/2010/wordprocessingInk" xmlns:wne="http://schemas.microsoft.com/office/word/2006/wordml" xmlns:wps="http://schemas.microsoft.com/office/word/2010/wordprocessingShape" mc:Ignorable="w14 w15 w16se w16cid w16 w16cex w16sdtdh w16sdtfl w16du wp14">
+<w:document xmlns:wpc="http://schemas.microsoft.com/office/word/2010/wordprocessingCanvas" xmlns:cx="http://schemas.microsoft.com/office/drawing/2014/chartex" xmlns:mc="http://schemas.openxmlformats.org/markup-compatibility/2006" xmlns:o="urn:schemas-microsoft-com:office:office" xmlns:r="http://schemas.openxmlformats.org/officeDocument/2006/relationships" xmlns:m="http://schemas.openxmlformats.org/officeDocument/2006/math" xmlns:v="urn:schemas-microsoft-com:vml" xmlns:wp14="http://schemas.microsoft.com/office/word/2010/wordprocessingDrawing" xmlns:wp="http://schemas.openxmlformats.org/drawingml/2006/wordprocessingDrawing" xmlns:w10="urn:schemas-microsoft-com:office:word" xmlns:w="http://schemas.openxmlformats.org/wordprocessingml/2006/main" xmlns:w14="http://schemas.microsoft.com/office/word/2010/wordml" xmlns:w15="http://schemas.microsoft.com/office/word/2012/wordml" xmlns:w16se="http://schemas.microsoft.com/office/word/2015/wordml/symex" xmlns:wpg="http://schemas.microsoft.com/office/word/2010/wordprocessingGroup" xmlns:wpi="http://schemas.microsoft.com/office/word/2010/wordprocessingInk" xmlns:wne="http://schemas.microsoft.com/office/word/2006/wordml" xmlns:wps="http://schemas.microsoft.com/office/word/2010/wordprocessingShape" mc:Ignorable="w14 w15 w16se wp14">
   <w:body>
     <w:p>
       <w:pPr>
@@ -414,27 +414,35 @@
                 <w:sz w:val="24"/>
               </w:rPr>
             </w:pPr>
+            <w:r>
+              <w:rPr>
+                <w:sz w:val="24"/>
+              </w:rPr>
+              <w:t>Nilanta Roy Nilay</w:t>
+            </w:r>
+          </w:p>
+          <w:p>
+            <w:pPr>
+              <w:pStyle w:val="TableParagraph"/>
+              <w:spacing w:line="256" w:lineRule="exact"/>
+              <w:ind w:left="86"/>
+              <w:rPr>
+                <w:sz w:val="24"/>
+              </w:rPr>
+            </w:pPr>
             <w:proofErr w:type="spellStart"/>
             <w:r>
               <w:rPr>
                 <w:sz w:val="24"/>
               </w:rPr>
-              <w:t>Prathoy</w:t>
+              <w:t>Jubayda</w:t>
             </w:r>
             <w:proofErr w:type="spellEnd"/>
             <w:r>
               <w:rPr>
-                <w:spacing w:val="-4"/>
-                <w:sz w:val="24"/>
-              </w:rPr>
-              <w:t xml:space="preserve"> </w:t>
-            </w:r>
-            <w:r>
-              <w:rPr>
-                <w:spacing w:val="-2"/>
-                <w:sz w:val="24"/>
-              </w:rPr>
-              <w:t>Chakrobarti</w:t>
+                <w:sz w:val="24"/>
+              </w:rPr>
+              <w:t xml:space="preserve"> Sultana</w:t>
             </w:r>
           </w:p>
         </w:tc>
@@ -448,6 +456,7 @@
               <w:spacing w:line="256" w:lineRule="exact"/>
               <w:ind w:left="437"/>
               <w:rPr>
+                <w:spacing w:val="-2"/>
                 <w:sz w:val="24"/>
               </w:rPr>
             </w:pPr>
@@ -456,8 +465,59 @@
                 <w:spacing w:val="-2"/>
                 <w:sz w:val="24"/>
               </w:rPr>
-              <w:t>2132020118</w:t>
-            </w:r>
+              <w:t>0182310012101135</w:t>
+            </w:r>
+          </w:p>
+          <w:p>
+            <w:pPr>
+              <w:pStyle w:val="TableParagraph"/>
+              <w:spacing w:line="256" w:lineRule="exact"/>
+              <w:ind w:left="437"/>
+              <w:rPr>
+                <w:sz w:val="24"/>
+              </w:rPr>
+            </w:pPr>
+            <w:r>
+              <w:rPr>
+                <w:sz w:val="24"/>
+              </w:rPr>
+              <w:t>0182310012101096</w:t>
+            </w:r>
+          </w:p>
+        </w:tc>
+      </w:tr>
+      <w:tr>
+        <w:trPr>
+          <w:trHeight w:val="347"/>
+        </w:trPr>
+        <w:tc>
+          <w:tcPr>
+            <w:tcW w:w="3098" w:type="dxa"/>
+          </w:tcPr>
+          <w:p>
+            <w:pPr>
+              <w:pStyle w:val="TableParagraph"/>
+              <w:spacing w:line="256" w:lineRule="exact"/>
+              <w:rPr>
+                <w:sz w:val="24"/>
+              </w:rPr>
+            </w:pPr>
+          </w:p>
+        </w:tc>
+        <w:tc>
+          <w:tcPr>
+            <w:tcW w:w="2383" w:type="dxa"/>
+          </w:tcPr>
+          <w:p>
+            <w:pPr>
+              <w:pStyle w:val="TableParagraph"/>
+              <w:spacing w:line="256" w:lineRule="exact"/>
+              <w:ind w:left="437"/>
+              <w:rPr>
+                <w:spacing w:val="-2"/>
+                <w:sz w:val="24"/>
+              </w:rPr>
+            </w:pPr>
           </w:p>
         </w:tc>
       </w:tr>
@@ -569,17 +629,38 @@
       </w:pPr>
       <w:proofErr w:type="spellStart"/>
       <w:r>
-        <w:t>Prithwiraj</w:t>
+        <w:t>Sabia</w:t>
       </w:r>
       <w:proofErr w:type="spellEnd"/>
       <w:r>
-        <w:rPr>
-          <w:spacing w:val="-15"/>
-        </w:rPr>
-        <w:t xml:space="preserve"> </w:t>
-      </w:r>
-      <w:r>
-        <w:t>Bhattacharjee Assistant Professor</w:t>
+        <w:t xml:space="preserve"> </w:t>
+      </w:r>
+      <w:proofErr w:type="spellStart"/>
+      <w:r>
+        <w:t>Akter</w:t>
+      </w:r>
+      <w:proofErr w:type="spellEnd"/>
+      <w:r>
+        <w:t xml:space="preserve"> </w:t>
+      </w:r>
+      <w:proofErr w:type="spellStart"/>
+      <w:r>
+        <w:t>Bhuiyan</w:t>
+      </w:r>
+      <w:proofErr w:type="spellEnd"/>
+    </w:p>
+    <w:p>
+      <w:pPr>
+        <w:pStyle w:val="BodyText"/>
+        <w:spacing w:before="86" w:line="590" w:lineRule="atLeast"/>
+        <w:ind w:left="3101" w:right="3813"/>
+        <w:jc w:val="center"/>
+      </w:pPr>
+      <w:r>
+        <w:t xml:space="preserve"> Associate</w:t>
+      </w:r>
+      <w:r>
+        <w:t xml:space="preserve"> Professor</w:t>
       </w:r>
     </w:p>
     <w:p>
@@ -659,7 +740,7 @@
         <w:jc w:val="center"/>
       </w:pPr>
       <w:r>
-        <w:t>5</w:t>
+        <w:t>24</w:t>
       </w:r>
       <w:r>
         <w:rPr>
@@ -668,7 +749,10 @@
         <w:t>th</w:t>
       </w:r>
       <w:r>
-        <w:t xml:space="preserve"> March,</w:t>
+        <w:t xml:space="preserve"> June</w:t>
+      </w:r>
+      <w:r>
+        <w:t>,</w:t>
       </w:r>
       <w:r>
         <w:rPr>
@@ -1235,6 +1319,7 @@
         <w:ind w:left="283" w:right="38"/>
       </w:pPr>
       <w:r>
+        <w:lastRenderedPageBreak/>
         <w:t>Md.</w:t>
       </w:r>
       <w:r>
@@ -1264,17 +1349,41 @@
         <w:t xml:space="preserve"> </w:t>
       </w:r>
       <w:r>
-        <w:t>Sarkar Prathoy Chakrabarti</w:t>
+        <w:t xml:space="preserve">Sarkar </w:t>
+      </w:r>
+      <w:r>
+        <w:t>Nilanta Roy Ni</w:t>
+      </w:r>
+      <w:r>
+        <w:t>la</w:t>
+      </w:r>
+      <w:r>
+        <w:t>y</w:t>
+      </w:r>
+    </w:p>
+    <w:p>
+      <w:pPr>
+        <w:pStyle w:val="BodyText"/>
+        <w:spacing w:before="90" w:line="376" w:lineRule="auto"/>
+        <w:ind w:left="283" w:right="38"/>
+      </w:pPr>
+      <w:proofErr w:type="spellStart"/>
+      <w:r>
+        <w:t>Jubayda</w:t>
+      </w:r>
+      <w:proofErr w:type="spellEnd"/>
+      <w:r>
+        <w:t xml:space="preserve"> Sultana</w:t>
       </w:r>
     </w:p>
     <w:p>
       <w:pPr>
         <w:pStyle w:val="BodyText"/>
         <w:spacing w:before="246"/>
-        <w:ind w:left="283"/>
-      </w:pPr>
-      <w:r>
-        <w:br w:type="column"/>
+      </w:pPr>
+      <w:r>
+        <w:lastRenderedPageBreak/>
+        <w:t xml:space="preserve">     </w:t>
       </w:r>
       <w:r>
         <w:rPr>
@@ -1285,16 +1394,25 @@
     </w:p>
     <w:p>
       <w:pPr>
+        <w:pStyle w:val="TableParagraph"/>
+        <w:spacing w:line="256" w:lineRule="exact"/>
+        <w:rPr>
+          <w:spacing w:val="-2"/>
+          <w:sz w:val="24"/>
+        </w:rPr>
+      </w:pPr>
+      <w:r>
+        <w:rPr>
+          <w:spacing w:val="-2"/>
+          <w:sz w:val="24"/>
+        </w:rPr>
+        <w:t xml:space="preserve">     0182310012101135</w:t>
+      </w:r>
+    </w:p>
+    <w:p>
+      <w:pPr>
         <w:pStyle w:val="BodyText"/>
-        <w:spacing w:before="156"/>
-        <w:ind w:left="283"/>
-      </w:pPr>
-      <w:r>
-        <w:rPr>
-          <w:spacing w:val="-2"/>
-        </w:rPr>
-        <w:t>2132020118</w:t>
-      </w:r>
+      </w:pPr>
     </w:p>
     <w:p>
       <w:pPr>
@@ -1309,6 +1427,9 @@
           </w:cols>
         </w:sectPr>
       </w:pPr>
+      <w:r>
+        <w:t xml:space="preserve">     0182310012101096</w:t>
+      </w:r>
     </w:p>
     <w:p>
       <w:pPr>
@@ -1346,15 +1467,25 @@
       </w:pPr>
       <w:proofErr w:type="spellStart"/>
       <w:r>
-        <w:t>Prithwiraj</w:t>
+        <w:t>Sabia</w:t>
       </w:r>
       <w:proofErr w:type="spellEnd"/>
       <w:r>
-        <w:rPr>
-          <w:spacing w:val="-2"/>
-        </w:rPr>
-        <w:t xml:space="preserve"> Bhattacharjee</w:t>
-      </w:r>
+        <w:t xml:space="preserve"> </w:t>
+      </w:r>
+      <w:proofErr w:type="spellStart"/>
+      <w:r>
+        <w:t>Akter</w:t>
+      </w:r>
+      <w:proofErr w:type="spellEnd"/>
+      <w:r>
+        <w:t xml:space="preserve"> </w:t>
+      </w:r>
+      <w:proofErr w:type="spellStart"/>
+      <w:r>
+        <w:t>Bhuiyan</w:t>
+      </w:r>
+      <w:proofErr w:type="spellEnd"/>
     </w:p>
     <w:p>
       <w:pPr>
@@ -1372,7 +1503,7 @@
         <w:rPr>
           <w:spacing w:val="-2"/>
         </w:rPr>
-        <w:t>Assistant</w:t>
+        <w:t>Associate</w:t>
       </w:r>
       <w:r>
         <w:rPr>
@@ -1474,7 +1605,7 @@
         <w:jc w:val="center"/>
       </w:pPr>
       <w:r>
-        <w:t>5</w:t>
+        <w:t>24</w:t>
       </w:r>
       <w:r>
         <w:rPr>
@@ -1483,7 +1614,10 @@
         <w:t>th</w:t>
       </w:r>
       <w:r>
-        <w:t xml:space="preserve"> March,</w:t>
+        <w:t xml:space="preserve"> June</w:t>
+      </w:r>
+      <w:r>
+        <w:t>,</w:t>
       </w:r>
       <w:r>
         <w:rPr>
@@ -1754,8 +1888,14 @@
     </w:p>
     <w:p>
       <w:pPr>
-        <w:pStyle w:val="BodyText"/>
-        <w:spacing w:before="80"/>
+        <w:pStyle w:val="ListParagraph"/>
+        <w:tabs>
+          <w:tab w:val="left" w:pos="1006"/>
+        </w:tabs>
+        <w:ind w:left="1006" w:firstLine="0"/>
+        <w:rPr>
+          <w:sz w:val="24"/>
+        </w:rPr>
       </w:pPr>
     </w:p>
     <w:p>
@@ -1768,7 +1908,40 @@
         <w:tabs>
           <w:tab w:val="left" w:pos="1006"/>
         </w:tabs>
-        <w:ind w:left="1006" w:hanging="294"/>
+        <w:rPr>
+          <w:sz w:val="24"/>
+        </w:rPr>
+      </w:pPr>
+      <w:r>
+        <w:rPr>
+          <w:spacing w:val="-2"/>
+          <w:sz w:val="24"/>
+        </w:rPr>
+        <w:t xml:space="preserve">Nilanta Roy Nilay </w:t>
+      </w:r>
+    </w:p>
+    <w:p>
+      <w:pPr>
+        <w:pStyle w:val="ListParagraph"/>
+        <w:tabs>
+          <w:tab w:val="left" w:pos="1006"/>
+        </w:tabs>
+        <w:ind w:left="1007" w:firstLine="0"/>
+        <w:rPr>
+          <w:sz w:val="24"/>
+        </w:rPr>
+      </w:pPr>
+    </w:p>
+    <w:p>
+      <w:pPr>
+        <w:pStyle w:val="ListParagraph"/>
+        <w:numPr>
+          <w:ilvl w:val="0"/>
+          <w:numId w:val="13"/>
+        </w:numPr>
+        <w:tabs>
+          <w:tab w:val="left" w:pos="1006"/>
+        </w:tabs>
         <w:rPr>
           <w:sz w:val="24"/>
         </w:rPr>
@@ -1776,24 +1949,18 @@
       <w:proofErr w:type="spellStart"/>
       <w:r>
         <w:rPr>
-          <w:sz w:val="24"/>
-        </w:rPr>
-        <w:t>Prathoy</w:t>
+          <w:spacing w:val="-2"/>
+          <w:sz w:val="24"/>
+        </w:rPr>
+        <w:t>Jubayda</w:t>
       </w:r>
       <w:proofErr w:type="spellEnd"/>
       <w:r>
         <w:rPr>
-          <w:spacing w:val="-4"/>
-          <w:sz w:val="24"/>
-        </w:rPr>
-        <w:t xml:space="preserve"> </w:t>
-      </w:r>
-      <w:r>
-        <w:rPr>
           <w:spacing w:val="-2"/>
           <w:sz w:val="24"/>
         </w:rPr>
-        <w:t>Chakrabarti</w:t>
+        <w:t xml:space="preserve"> Sultana</w:t>
       </w:r>
     </w:p>
     <w:p>
@@ -2200,15 +2367,44 @@
         <w:t xml:space="preserve"> </w:t>
       </w:r>
       <w:r>
-        <w:t xml:space="preserve">Supervisor </w:t>
+        <w:t>Sup</w:t>
+      </w:r>
+      <w:r>
+        <w:t xml:space="preserve">ervisor </w:t>
       </w:r>
       <w:proofErr w:type="spellStart"/>
       <w:r>
-        <w:t>Prithwiraj</w:t>
+        <w:t>Sabia</w:t>
       </w:r>
       <w:proofErr w:type="spellEnd"/>
       <w:r>
-        <w:t xml:space="preserve"> Bhattacharjee Assistant Professor</w:t>
+        <w:t xml:space="preserve"> </w:t>
+      </w:r>
+      <w:proofErr w:type="spellStart"/>
+      <w:r>
+        <w:t>Akter</w:t>
+      </w:r>
+      <w:proofErr w:type="spellEnd"/>
+      <w:r>
+        <w:t xml:space="preserve"> </w:t>
+      </w:r>
+      <w:proofErr w:type="spellStart"/>
+      <w:r>
+        <w:t>Bhuiyan</w:t>
+      </w:r>
+      <w:proofErr w:type="spellEnd"/>
+    </w:p>
+    <w:p>
+      <w:pPr>
+        <w:pStyle w:val="BodyText"/>
+        <w:spacing w:line="482" w:lineRule="auto"/>
+        <w:ind w:left="424" w:right="6455"/>
+      </w:pPr>
+      <w:r>
+        <w:t>Associate</w:t>
+      </w:r>
+      <w:r>
+        <w:t xml:space="preserve"> Professor</w:t>
       </w:r>
     </w:p>
     <w:p>
@@ -2263,7 +2459,7 @@
         <w:t xml:space="preserve"> </w:t>
       </w:r>
       <w:r>
-        <w:t>Engineering Date: 5</w:t>
+        <w:t>Engineering Date: 24</w:t>
       </w:r>
       <w:r>
         <w:rPr>
@@ -2272,7 +2468,10 @@
         <w:t>th</w:t>
       </w:r>
       <w:r>
-        <w:t xml:space="preserve"> March, 2026</w:t>
+        <w:t xml:space="preserve"> June</w:t>
+      </w:r>
+      <w:r>
+        <w:t>, 2026</w:t>
       </w:r>
     </w:p>
     <w:p>
@@ -2542,27 +2741,49 @@
           <w:sz w:val="24"/>
         </w:rPr>
       </w:pPr>
+      <w:r>
+        <w:rPr>
+          <w:sz w:val="24"/>
+        </w:rPr>
+        <w:t>Nilanta Roy Nilay</w:t>
+      </w:r>
+    </w:p>
+    <w:p>
+      <w:pPr>
+        <w:pStyle w:val="ListParagraph"/>
+        <w:rPr>
+          <w:sz w:val="24"/>
+        </w:rPr>
+      </w:pPr>
+    </w:p>
+    <w:p>
+      <w:pPr>
+        <w:pStyle w:val="ListParagraph"/>
+        <w:numPr>
+          <w:ilvl w:val="0"/>
+          <w:numId w:val="12"/>
+        </w:numPr>
+        <w:tabs>
+          <w:tab w:val="left" w:pos="1006"/>
+        </w:tabs>
+        <w:ind w:left="1006" w:hanging="294"/>
+        <w:rPr>
+          <w:sz w:val="24"/>
+        </w:rPr>
+      </w:pPr>
       <w:proofErr w:type="spellStart"/>
       <w:r>
         <w:rPr>
           <w:sz w:val="24"/>
         </w:rPr>
-        <w:t>Prathoy</w:t>
+        <w:t>Jubayda</w:t>
       </w:r>
       <w:proofErr w:type="spellEnd"/>
       <w:r>
         <w:rPr>
-          <w:spacing w:val="-4"/>
-          <w:sz w:val="24"/>
-        </w:rPr>
-        <w:t xml:space="preserve"> </w:t>
-      </w:r>
-      <w:r>
-        <w:rPr>
-          <w:spacing w:val="-2"/>
-          <w:sz w:val="24"/>
-        </w:rPr>
-        <w:t>Chakrabarti</w:t>
+          <w:sz w:val="24"/>
+        </w:rPr>
+        <w:t xml:space="preserve"> Sultana</w:t>
       </w:r>
     </w:p>
     <w:p>
@@ -2593,7 +2814,7 @@
         <w:t xml:space="preserve"> </w:t>
       </w:r>
       <w:r>
-        <w:t>5</w:t>
+        <w:t>24</w:t>
       </w:r>
       <w:r>
         <w:rPr>
@@ -2602,13 +2823,10 @@
         <w:t>th</w:t>
       </w:r>
       <w:r>
-        <w:rPr>
-          <w:spacing w:val="-3"/>
-        </w:rPr>
-        <w:t xml:space="preserve"> </w:t>
-      </w:r>
-      <w:r>
-        <w:t>March,</w:t>
+        <w:t xml:space="preserve"> June</w:t>
+      </w:r>
+      <w:r>
+        <w:t>,</w:t>
       </w:r>
       <w:r>
         <w:rPr>
@@ -3024,7 +3242,7 @@
               </wp:anchor>
             </w:drawing>
           </mc:Choice>
-          <mc:Fallback>
+          <mc:Fallback xmlns:w16sdtfl="http://schemas.microsoft.com/office/word/2024/wordml/sdtformatlock" xmlns:w16sdtdh="http://schemas.microsoft.com/office/word/2020/wordml/sdtdatahash" xmlns:w16du="http://schemas.microsoft.com/office/word/2023/wordml/word16du" xmlns:w16="http://schemas.microsoft.com/office/word/2018/wordml" xmlns:w16cid="http://schemas.microsoft.com/office/word/2016/wordml/cid" xmlns:w16cex="http://schemas.microsoft.com/office/word/2018/wordml/cex" xmlns:oel="http://schemas.microsoft.com/office/2019/extlst" xmlns:am3d="http://schemas.microsoft.com/office/drawing/2017/model3d" xmlns:aink="http://schemas.microsoft.com/office/drawing/2016/ink" xmlns:cx8="http://schemas.microsoft.com/office/drawing/2016/5/14/chartex" xmlns:cx7="http://schemas.microsoft.com/office/drawing/2016/5/13/chartex" xmlns:cx6="http://schemas.microsoft.com/office/drawing/2016/5/12/chartex" xmlns:cx5="http://schemas.microsoft.com/office/drawing/2016/5/11/chartex" xmlns:cx4="http://schemas.microsoft.com/office/drawing/2016/5/10/chartex" xmlns:cx3="http://schemas.microsoft.com/office/drawing/2016/5/9/chartex" xmlns:cx2="http://schemas.microsoft.com/office/drawing/2015/10/21/chartex" xmlns:cx1="http://schemas.microsoft.com/office/drawing/2015/9/8/chartex">
             <w:pict>
               <v:shape w14:anchorId="5007784A" id="docshape1" o:spid="_x0000_s1026" style="position:absolute;margin-left:85pt;margin-top:20.4pt;width:135.15pt;height:.1pt;z-index:-15727616;visibility:visible;mso-wrap-style:square;mso-width-percent:0;mso-height-percent:0;mso-wrap-distance-left:0;mso-wrap-distance-top:0;mso-wrap-distance-right:0;mso-wrap-distance-bottom:0;mso-position-horizontal:absolute;mso-position-horizontal-relative:page;mso-position-vertical:absolute;mso-position-vertical-relative:text;mso-width-percent:0;mso-height-percent:0;mso-width-relative:page;mso-height-relative:page;v-text-anchor:top" coordsize="2703,1270" o:gfxdata="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" path="m,l2703,e" filled="f" strokeweight=".36pt">
                 <v:path arrowok="t" o:connecttype="custom" o:connectlocs="0,0;1716405,0" o:connectangles="0,0"/>
@@ -3131,7 +3349,7 @@
               </wp:anchor>
             </w:drawing>
           </mc:Choice>
-          <mc:Fallback>
+          <mc:Fallback xmlns:w16sdtfl="http://schemas.microsoft.com/office/word/2024/wordml/sdtformatlock" xmlns:w16sdtdh="http://schemas.microsoft.com/office/word/2020/wordml/sdtdatahash" xmlns:w16du="http://schemas.microsoft.com/office/word/2023/wordml/word16du" xmlns:w16="http://schemas.microsoft.com/office/word/2018/wordml" xmlns:w16cid="http://schemas.microsoft.com/office/word/2016/wordml/cid" xmlns:w16cex="http://schemas.microsoft.com/office/word/2018/wordml/cex" xmlns:oel="http://schemas.microsoft.com/office/2019/extlst" xmlns:am3d="http://schemas.microsoft.com/office/drawing/2017/model3d" xmlns:aink="http://schemas.microsoft.com/office/drawing/2016/ink" xmlns:cx8="http://schemas.microsoft.com/office/drawing/2016/5/14/chartex" xmlns:cx7="http://schemas.microsoft.com/office/drawing/2016/5/13/chartex" xmlns:cx6="http://schemas.microsoft.com/office/drawing/2016/5/12/chartex" xmlns:cx5="http://schemas.microsoft.com/office/drawing/2016/5/11/chartex" xmlns:cx4="http://schemas.microsoft.com/office/drawing/2016/5/10/chartex" xmlns:cx3="http://schemas.microsoft.com/office/drawing/2016/5/9/chartex" xmlns:cx2="http://schemas.microsoft.com/office/drawing/2015/10/21/chartex" xmlns:cx1="http://schemas.microsoft.com/office/drawing/2015/9/8/chartex">
             <w:pict>
               <v:shape w14:anchorId="0A2A17F1" id="docshape2" o:spid="_x0000_s1026" style="position:absolute;margin-left:230.2pt;margin-top:20.4pt;width:135pt;height:.1pt;z-index:-15727104;visibility:visible;mso-wrap-style:square;mso-width-percent:0;mso-height-percent:0;mso-wrap-distance-left:0;mso-wrap-distance-top:0;mso-wrap-distance-right:0;mso-wrap-distance-bottom:0;mso-position-horizontal:absolute;mso-position-horizontal-relative:page;mso-position-vertical:absolute;mso-position-vertical-relative:text;mso-width-percent:0;mso-height-percent:0;mso-width-relative:page;mso-height-relative:page;v-text-anchor:top" coordsize="2700,1270" o:gfxdata="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" path="m,l2700,e" filled="f" strokeweight=".36pt">
                 <v:path arrowok="t" o:connecttype="custom" o:connectlocs="0,0;1714500,0" o:connectangles="0,0"/>
@@ -3238,7 +3456,7 @@
               </wp:anchor>
             </w:drawing>
           </mc:Choice>
-          <mc:Fallback>
+          <mc:Fallback xmlns:w16sdtfl="http://schemas.microsoft.com/office/word/2024/wordml/sdtformatlock" xmlns:w16sdtdh="http://schemas.microsoft.com/office/word/2020/wordml/sdtdatahash" xmlns:w16du="http://schemas.microsoft.com/office/word/2023/wordml/word16du" xmlns:w16="http://schemas.microsoft.com/office/word/2018/wordml" xmlns:w16cid="http://schemas.microsoft.com/office/word/2016/wordml/cid" xmlns:w16cex="http://schemas.microsoft.com/office/word/2018/wordml/cex" xmlns:oel="http://schemas.microsoft.com/office/2019/extlst" xmlns:am3d="http://schemas.microsoft.com/office/drawing/2017/model3d" xmlns:aink="http://schemas.microsoft.com/office/drawing/2016/ink" xmlns:cx8="http://schemas.microsoft.com/office/drawing/2016/5/14/chartex" xmlns:cx7="http://schemas.microsoft.com/office/drawing/2016/5/13/chartex" xmlns:cx6="http://schemas.microsoft.com/office/drawing/2016/5/12/chartex" xmlns:cx5="http://schemas.microsoft.com/office/drawing/2016/5/11/chartex" xmlns:cx4="http://schemas.microsoft.com/office/drawing/2016/5/10/chartex" xmlns:cx3="http://schemas.microsoft.com/office/drawing/2016/5/9/chartex" xmlns:cx2="http://schemas.microsoft.com/office/drawing/2015/10/21/chartex" xmlns:cx1="http://schemas.microsoft.com/office/drawing/2015/9/8/chartex">
             <w:pict>
               <v:shape w14:anchorId="7B5A931C" id="docshape3" o:spid="_x0000_s1026" style="position:absolute;margin-left:375.2pt;margin-top:20.4pt;width:135.15pt;height:.1pt;z-index:-15726592;visibility:visible;mso-wrap-style:square;mso-width-percent:0;mso-height-percent:0;mso-wrap-distance-left:0;mso-wrap-distance-top:0;mso-wrap-distance-right:0;mso-wrap-distance-bottom:0;mso-position-horizontal:absolute;mso-position-horizontal-relative:page;mso-position-vertical:absolute;mso-position-vertical-relative:text;mso-width-percent:0;mso-height-percent:0;mso-width-relative:page;mso-height-relative:page;v-text-anchor:top" coordsize="2703,1270" o:gfxdata="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" path="m,l2702,e" filled="f" strokeweight=".36pt">
                 <v:path arrowok="t" o:connecttype="custom" o:connectlocs="0,0;1715770,0" o:connectangles="0,0"/>
@@ -3286,6 +3504,7 @@
           <w:spacing w:val="-2"/>
           <w:sz w:val="20"/>
         </w:rPr>
+        <w:lastRenderedPageBreak/>
         <w:t>Chairman,</w:t>
       </w:r>
       <w:r>
@@ -3406,6 +3625,7 @@
           <w:spacing w:val="-2"/>
           <w:sz w:val="20"/>
         </w:rPr>
+        <w:lastRenderedPageBreak/>
         <w:t>Member</w:t>
       </w:r>
       <w:r>
@@ -3534,6 +3754,7 @@
           <w:spacing w:val="-2"/>
           <w:sz w:val="20"/>
         </w:rPr>
+        <w:lastRenderedPageBreak/>
         <w:t>Member</w:t>
       </w:r>
       <w:r>
@@ -13590,6 +13811,7 @@
           <w:docPartUnique/>
         </w:docPartObj>
       </w:sdtPr>
+      <w:sdtEndPr/>
       <w:sdtContent>
         <w:p>
           <w:pPr>
@@ -18585,7 +18807,6 @@
             <w:pPr>
               <w:jc w:val="center"/>
             </w:pPr>
-            <w:proofErr w:type="gramStart"/>
             <w:r>
               <w:rPr>
                 <w:sz w:val="20"/>
@@ -18601,7 +18822,6 @@
               </w:rPr>
               <w:t>[</w:t>
             </w:r>
-            <w:proofErr w:type="gramEnd"/>
             <w:r>
               <w:rPr>
                 <w:sz w:val="16"/>
@@ -18798,15 +19018,7 @@
                 <w:sz w:val="20"/>
                 <w:szCs w:val="20"/>
               </w:rPr>
-              <w:t xml:space="preserve">Google </w:t>
-            </w:r>
-            <w:proofErr w:type="gramStart"/>
-            <w:r>
-              <w:rPr>
-                <w:sz w:val="20"/>
-                <w:szCs w:val="20"/>
-              </w:rPr>
-              <w:t>Fit</w:t>
+              <w:t>Google Fit</w:t>
             </w:r>
             <w:r>
               <w:rPr>
@@ -18816,7 +19028,6 @@
               </w:rPr>
               <w:t>[</w:t>
             </w:r>
-            <w:proofErr w:type="gramEnd"/>
             <w:r>
               <w:rPr>
                 <w:sz w:val="16"/>
@@ -19013,15 +19224,7 @@
                 <w:sz w:val="20"/>
                 <w:szCs w:val="20"/>
               </w:rPr>
-              <w:t xml:space="preserve">Samsung </w:t>
-            </w:r>
-            <w:proofErr w:type="gramStart"/>
-            <w:r>
-              <w:rPr>
-                <w:sz w:val="20"/>
-                <w:szCs w:val="20"/>
-              </w:rPr>
-              <w:t>Health</w:t>
+              <w:t>Samsung Health</w:t>
             </w:r>
             <w:r>
               <w:rPr>
@@ -19031,7 +19234,6 @@
               </w:rPr>
               <w:t>[</w:t>
             </w:r>
-            <w:proofErr w:type="gramEnd"/>
             <w:r>
               <w:rPr>
                 <w:sz w:val="16"/>
@@ -19224,7 +19426,6 @@
               <w:jc w:val="center"/>
             </w:pPr>
             <w:proofErr w:type="spellStart"/>
-            <w:proofErr w:type="gramStart"/>
             <w:r>
               <w:rPr>
                 <w:sz w:val="20"/>
@@ -19241,7 +19442,6 @@
               </w:rPr>
               <w:t>[</w:t>
             </w:r>
-            <w:proofErr w:type="gramEnd"/>
             <w:r>
               <w:rPr>
                 <w:sz w:val="16"/>
@@ -19610,6 +19810,26 @@
       <w:pPr>
         <w:pStyle w:val="BodyText"/>
       </w:pPr>
+      <w:r>
+        <w:t xml:space="preserve">                                 </w:t>
+      </w:r>
+    </w:p>
+    <w:p>
+      <w:pPr>
+        <w:pStyle w:val="BodyText"/>
+        <w:rPr>
+          <w:i/>
+        </w:rPr>
+      </w:pPr>
+      <w:r>
+        <w:t xml:space="preserve">                          </w:t>
+      </w:r>
+      <w:r>
+        <w:rPr>
+          <w:i/>
+        </w:rPr>
+        <w:t>Table 2.1: Comparison of Fit Axis with existing fitness applications</w:t>
+      </w:r>
     </w:p>
     <w:p>
       <w:pPr>
@@ -19896,7 +20116,7 @@
       </w:tr>
       <w:tr>
         <w:trPr>
-          <w:trHeight w:val="616"/>
+          <w:trHeight w:val="447"/>
         </w:trPr>
         <w:tc>
           <w:tcPr>
@@ -20136,7 +20356,7 @@
       </w:tr>
       <w:tr>
         <w:trPr>
-          <w:trHeight w:val="619"/>
+          <w:trHeight w:val="366"/>
         </w:trPr>
         <w:tc>
           <w:tcPr>
@@ -20343,7 +20563,7 @@
       </w:tr>
       <w:tr>
         <w:trPr>
-          <w:trHeight w:val="616"/>
+          <w:trHeight w:val="276"/>
         </w:trPr>
         <w:tc>
           <w:tcPr>
@@ -20565,7 +20785,7 @@
       </w:tr>
       <w:tr>
         <w:trPr>
-          <w:trHeight w:val="616"/>
+          <w:trHeight w:val="276"/>
         </w:trPr>
         <w:tc>
           <w:tcPr>
@@ -20784,7 +21004,7 @@
       </w:tr>
       <w:tr>
         <w:trPr>
-          <w:trHeight w:val="616"/>
+          <w:trHeight w:val="276"/>
         </w:trPr>
         <w:tc>
           <w:tcPr>
@@ -21021,7 +21241,7 @@
       </w:tr>
       <w:tr>
         <w:trPr>
-          <w:trHeight w:val="616"/>
+          <w:trHeight w:val="195"/>
         </w:trPr>
         <w:tc>
           <w:tcPr>
@@ -21227,7 +21447,7 @@
       </w:tr>
       <w:tr>
         <w:trPr>
-          <w:trHeight w:val="616"/>
+          <w:trHeight w:val="195"/>
         </w:trPr>
         <w:tc>
           <w:tcPr>
@@ -21443,7 +21663,7 @@
       </w:tr>
       <w:tr>
         <w:trPr>
-          <w:trHeight w:val="619"/>
+          <w:trHeight w:val="195"/>
         </w:trPr>
         <w:tc>
           <w:tcPr>
@@ -21652,7 +21872,7 @@
       </w:tr>
       <w:tr>
         <w:trPr>
-          <w:trHeight w:val="616"/>
+          <w:trHeight w:val="303"/>
         </w:trPr>
         <w:tc>
           <w:tcPr>
@@ -21881,7 +22101,7 @@
       </w:tr>
       <w:tr>
         <w:trPr>
-          <w:trHeight w:val="616"/>
+          <w:trHeight w:val="393"/>
         </w:trPr>
         <w:tc>
           <w:tcPr>
@@ -22101,25 +22321,84 @@
     </w:tbl>
     <w:p>
       <w:pPr>
-        <w:pStyle w:val="BodyText"/>
-        <w:spacing w:before="240"/>
-      </w:pPr>
-    </w:p>
-    <w:p>
-      <w:pPr>
         <w:pStyle w:val="Heading2"/>
-        <w:numPr>
-          <w:ilvl w:val="1"/>
-          <w:numId w:val="6"/>
-        </w:numPr>
         <w:tabs>
           <w:tab w:val="left" w:pos="1197"/>
         </w:tabs>
+        <w:ind w:left="0" w:firstLine="0"/>
+        <w:rPr>
+          <w:bCs w:val="0"/>
+          <w:sz w:val="32"/>
+          <w:szCs w:val="32"/>
+        </w:rPr>
       </w:pPr>
       <w:bookmarkStart w:id="13" w:name="_bookmark14"/>
       <w:bookmarkEnd w:id="13"/>
       <w:r>
         <w:rPr>
+          <w:b w:val="0"/>
+          <w:bCs w:val="0"/>
+          <w:sz w:val="24"/>
+          <w:szCs w:val="24"/>
+        </w:rPr>
+        <w:br/>
+      </w:r>
+    </w:p>
+    <w:p>
+      <w:pPr>
+        <w:pStyle w:val="Heading2"/>
+        <w:tabs>
+          <w:tab w:val="left" w:pos="1197"/>
+        </w:tabs>
+        <w:ind w:left="0" w:firstLine="0"/>
+        <w:rPr>
+          <w:bCs w:val="0"/>
+          <w:sz w:val="32"/>
+          <w:szCs w:val="32"/>
+        </w:rPr>
+      </w:pPr>
+    </w:p>
+    <w:p>
+      <w:pPr>
+        <w:pStyle w:val="Heading2"/>
+        <w:tabs>
+          <w:tab w:val="left" w:pos="1197"/>
+        </w:tabs>
+        <w:ind w:left="0" w:firstLine="0"/>
+        <w:rPr>
+          <w:bCs w:val="0"/>
+          <w:sz w:val="32"/>
+          <w:szCs w:val="32"/>
+        </w:rPr>
+      </w:pPr>
+    </w:p>
+    <w:p>
+      <w:pPr>
+        <w:pStyle w:val="Heading2"/>
+        <w:tabs>
+          <w:tab w:val="left" w:pos="1197"/>
+        </w:tabs>
+        <w:ind w:left="0" w:firstLine="0"/>
+      </w:pPr>
+      <w:r>
+        <w:rPr>
+          <w:bCs w:val="0"/>
+          <w:sz w:val="32"/>
+          <w:szCs w:val="32"/>
+        </w:rPr>
+        <w:t>3.2</w:t>
+      </w:r>
+      <w:r>
+        <w:rPr>
+          <w:b w:val="0"/>
+          <w:bCs w:val="0"/>
+          <w:sz w:val="32"/>
+          <w:szCs w:val="32"/>
+        </w:rPr>
+        <w:t xml:space="preserve">    </w:t>
+      </w:r>
+      <w:r>
+        <w:rPr>
           <w:spacing w:val="-2"/>
         </w:rPr>
         <w:t>Nonfunctional</w:t>
@@ -22139,7 +22418,7 @@
       <w:pPr>
         <w:pStyle w:val="BodyText"/>
         <w:spacing w:line="360" w:lineRule="auto"/>
-        <w:ind w:left="141" w:right="715"/>
+        <w:ind w:right="715"/>
         <w:jc w:val="both"/>
       </w:pPr>
       <w:r>
@@ -28221,14 +28500,18 @@
         </w:rPr>
         <w:t xml:space="preserve"> </w:t>
       </w:r>
-      <w:proofErr w:type="spellStart"/>
-      <w:r>
-        <w:rPr>
-          <w:sz w:val="24"/>
-        </w:rPr>
-        <w:t>fl_chart</w:t>
-      </w:r>
-      <w:proofErr w:type="spellEnd"/>
+      <w:r>
+        <w:rPr>
+          <w:sz w:val="24"/>
+        </w:rPr>
+        <w:t xml:space="preserve">flow </w:t>
+      </w:r>
+      <w:r>
+        <w:rPr>
+          <w:sz w:val="24"/>
+        </w:rPr>
+        <w:t>chart</w:t>
+      </w:r>
       <w:r>
         <w:rPr>
           <w:spacing w:val="-2"/>
@@ -30093,68 +30376,19 @@
           <w:noProof/>
           <w:sz w:val="20"/>
         </w:rPr>
-        <w:drawing>
-          <wp:anchor distT="0" distB="0" distL="0" distR="0" simplePos="0" relativeHeight="487591936" behindDoc="1" locked="0" layoutInCell="1" allowOverlap="1" wp14:anchorId="2A1525F2" wp14:editId="085D7881">
-            <wp:simplePos x="0" y="0"/>
-            <wp:positionH relativeFrom="page">
-              <wp:posOffset>976883</wp:posOffset>
-            </wp:positionH>
-            <wp:positionV relativeFrom="paragraph">
-              <wp:posOffset>308312</wp:posOffset>
-            </wp:positionV>
-            <wp:extent cx="1387618" cy="3084099"/>
-            <wp:effectExtent l="0" t="0" r="0" b="0"/>
-            <wp:wrapTopAndBottom/>
-            <wp:docPr id="13" name="Image 13" descr="Home Dashboard.jpeg"/>
-            <wp:cNvGraphicFramePr>
-              <a:graphicFrameLocks xmlns:a="http://schemas.openxmlformats.org/drawingml/2006/main"/>
-            </wp:cNvGraphicFramePr>
-            <a:graphic xmlns:a="http://schemas.openxmlformats.org/drawingml/2006/main">
-              <a:graphicData uri="http://schemas.openxmlformats.org/drawingml/2006/picture">
-                <pic:pic xmlns:pic="http://schemas.openxmlformats.org/drawingml/2006/picture">
-                  <pic:nvPicPr>
-                    <pic:cNvPr id="13" name="Image 13" descr="Home Dashboard.jpeg"/>
-                    <pic:cNvPicPr/>
-                  </pic:nvPicPr>
-                  <pic:blipFill>
-                    <a:blip r:embed="rId15" cstate="print"/>
-                    <a:stretch>
-                      <a:fillRect/>
-                    </a:stretch>
-                  </pic:blipFill>
-                  <pic:spPr>
-                    <a:xfrm>
-                      <a:off x="0" y="0"/>
-                      <a:ext cx="1387618" cy="3084099"/>
-                    </a:xfrm>
-                    <a:prstGeom prst="rect">
-                      <a:avLst/>
-                    </a:prstGeom>
-                  </pic:spPr>
-                </pic:pic>
-              </a:graphicData>
-            </a:graphic>
-          </wp:anchor>
-        </w:drawing>
-      </w:r>
-      <w:r>
-        <w:rPr>
-          <w:noProof/>
-          <w:sz w:val="20"/>
-        </w:rPr>
         <mc:AlternateContent>
           <mc:Choice Requires="wpg">
             <w:drawing>
-              <wp:anchor distT="0" distB="0" distL="0" distR="0" simplePos="0" relativeHeight="487592448" behindDoc="1" locked="0" layoutInCell="1" allowOverlap="1" wp14:anchorId="04E49A33" wp14:editId="3754F30E">
+              <wp:anchor distT="0" distB="0" distL="0" distR="0" simplePos="0" relativeHeight="487592448" behindDoc="1" locked="0" layoutInCell="1" allowOverlap="1" wp14:anchorId="04E49A33" wp14:editId="61736A34">
                 <wp:simplePos x="0" y="0"/>
                 <wp:positionH relativeFrom="page">
-                  <wp:posOffset>2437130</wp:posOffset>
+                  <wp:posOffset>2438400</wp:posOffset>
                 </wp:positionH>
                 <wp:positionV relativeFrom="paragraph">
-                  <wp:posOffset>303530</wp:posOffset>
+                  <wp:posOffset>300990</wp:posOffset>
                 </wp:positionV>
-                <wp:extent cx="4258310" cy="3124200"/>
-                <wp:effectExtent l="0" t="0" r="0" b="0"/>
+                <wp:extent cx="4258310" cy="3147060"/>
+                <wp:effectExtent l="0" t="0" r="8890" b="0"/>
                 <wp:wrapTopAndBottom/>
                 <wp:docPr id="511032356" name="docshapegroup6"/>
                 <wp:cNvGraphicFramePr>
@@ -30169,27 +30403,26 @@
                       <wpg:grpSpPr bwMode="auto">
                         <a:xfrm>
                           <a:off x="0" y="0"/>
-                          <a:ext cx="4258310" cy="3124200"/>
-                          <a:chOff x="3838" y="478"/>
-                          <a:chExt cx="6706" cy="4920"/>
+                          <a:ext cx="4258310" cy="3147060"/>
+                          <a:chOff x="3837" y="478"/>
+                          <a:chExt cx="6706" cy="4956"/>
                         </a:xfrm>
                       </wpg:grpSpPr>
                       <pic:pic xmlns:pic="http://schemas.openxmlformats.org/drawingml/2006/picture">
                         <pic:nvPicPr>
-                          <pic:cNvPr id="86950149" name="docshape7" descr="User Profile.jpeg"/>
+                          <pic:cNvPr id="86950149" name="docshape7"/>
                           <pic:cNvPicPr>
                             <a:picLocks noChangeAspect="1" noChangeArrowheads="1"/>
                           </pic:cNvPicPr>
                         </pic:nvPicPr>
                         <pic:blipFill>
-                          <a:blip r:embed="rId16" cstate="print">
+                          <a:blip r:embed="rId15" cstate="print">
                             <a:extLst>
                               <a:ext uri="{28A0092B-C50C-407E-A947-70E740481C1C}">
                                 <a14:useLocalDpi xmlns:a14="http://schemas.microsoft.com/office/drawing/2010/main" val="0"/>
                               </a:ext>
                             </a:extLst>
                           </a:blip>
-                          <a:srcRect/>
                           <a:stretch>
                             <a:fillRect/>
                           </a:stretch>
@@ -30197,7 +30430,7 @@
                         <pic:spPr bwMode="auto">
                           <a:xfrm>
                             <a:off x="3837" y="478"/>
-                            <a:ext cx="2254" cy="4920"/>
+                            <a:ext cx="2254" cy="4884"/>
                           </a:xfrm>
                           <a:prstGeom prst="rect">
                             <a:avLst/>
@@ -30216,28 +30449,27 @@
                       </pic:pic>
                       <pic:pic xmlns:pic="http://schemas.openxmlformats.org/drawingml/2006/picture">
                         <pic:nvPicPr>
-                          <pic:cNvPr id="1833661994" name="docshape8" descr="BMI Calculator.jpeg"/>
+                          <pic:cNvPr id="1833661994" name="docshape8"/>
                           <pic:cNvPicPr>
                             <a:picLocks noChangeAspect="1" noChangeArrowheads="1"/>
                           </pic:cNvPicPr>
                         </pic:nvPicPr>
                         <pic:blipFill>
-                          <a:blip r:embed="rId17">
+                          <a:blip r:embed="rId16" cstate="print">
                             <a:extLst>
                               <a:ext uri="{28A0092B-C50C-407E-A947-70E740481C1C}">
                                 <a14:useLocalDpi xmlns:a14="http://schemas.microsoft.com/office/drawing/2010/main" val="0"/>
                               </a:ext>
                             </a:extLst>
                           </a:blip>
-                          <a:srcRect/>
                           <a:stretch>
                             <a:fillRect/>
                           </a:stretch>
                         </pic:blipFill>
                         <pic:spPr bwMode="auto">
                           <a:xfrm>
-                            <a:off x="6122" y="531"/>
-                            <a:ext cx="2189" cy="4868"/>
+                            <a:off x="6122" y="478"/>
+                            <a:ext cx="2189" cy="4908"/>
                           </a:xfrm>
                           <a:prstGeom prst="rect">
                             <a:avLst/>
@@ -30256,28 +30488,27 @@
                       </pic:pic>
                       <pic:pic xmlns:pic="http://schemas.openxmlformats.org/drawingml/2006/picture">
                         <pic:nvPicPr>
-                          <pic:cNvPr id="1533239406" name="docshape9" descr="Steps Tracker.jpeg"/>
+                          <pic:cNvPr id="1533239406" name="docshape9"/>
                           <pic:cNvPicPr>
                             <a:picLocks noChangeAspect="1" noChangeArrowheads="1"/>
                           </pic:cNvPicPr>
                         </pic:nvPicPr>
                         <pic:blipFill>
-                          <a:blip r:embed="rId18">
+                          <a:blip r:embed="rId17" cstate="print">
                             <a:extLst>
                               <a:ext uri="{28A0092B-C50C-407E-A947-70E740481C1C}">
                                 <a14:useLocalDpi xmlns:a14="http://schemas.microsoft.com/office/drawing/2010/main" val="0"/>
                               </a:ext>
                             </a:extLst>
                           </a:blip>
-                          <a:srcRect/>
                           <a:stretch>
                             <a:fillRect/>
                           </a:stretch>
                         </pic:blipFill>
                         <pic:spPr bwMode="auto">
                           <a:xfrm>
-                            <a:off x="8342" y="502"/>
-                            <a:ext cx="2201" cy="4896"/>
+                            <a:off x="8342" y="478"/>
+                            <a:ext cx="2201" cy="4956"/>
                           </a:xfrm>
                           <a:prstGeom prst="rect">
                             <a:avLst/>
@@ -30308,7 +30539,7 @@
           </mc:Choice>
           <mc:Fallback>
             <w:pict>
-              <v:group w14:anchorId="0CFCD7FB" id="docshapegroup6" o:spid="_x0000_s1026" style="position:absolute;margin-left:191.9pt;margin-top:23.9pt;width:335.3pt;height:246pt;z-index:-15724032;mso-wrap-distance-left:0;mso-wrap-distance-right:0;mso-position-horizontal-relative:page" coordorigin="3838,478" coordsize="6706,4920" o:gfxdata="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">
+              <v:group w14:anchorId="2FB87DA4" id="docshapegroup6" o:spid="_x0000_s1026" style="position:absolute;margin-left:192pt;margin-top:23.7pt;width:335.3pt;height:247.8pt;z-index:-15724032;mso-wrap-distance-left:0;mso-wrap-distance-right:0;mso-position-horizontal-relative:page" coordorigin="3837,478" coordsize="6706,4956" o:gfxdata="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">
                 <v:shapetype id="_x0000_t75" coordsize="21600,21600" o:spt="75" o:preferrelative="t" path="m@4@5l@4@11@9@11@9@5xe" filled="f" stroked="f">
                   <v:stroke joinstyle="miter"/>
                   <v:formulas>
@@ -30328,20 +30559,69 @@
                   <v:path o:extrusionok="f" gradientshapeok="t" o:connecttype="rect"/>
                   <o:lock v:ext="edit" aspectratio="t"/>
                 </v:shapetype>
-                <v:shape id="docshape7" o:spid="_x0000_s1027" type="#_x0000_t75" alt="User Profile.jpeg" style="position:absolute;left:3837;top:478;width:2254;height:4920;visibility:visible;mso-wrap-style:square" o:gfxdata="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">
-                  <v:imagedata r:id="rId19" o:title="User Profile"/>
+                <v:shape id="docshape7" o:spid="_x0000_s1027" type="#_x0000_t75" style="position:absolute;left:3837;top:478;width:2254;height:4884;visibility:visible;mso-wrap-style:square" o:gfxdata="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">
+                  <v:imagedata r:id="rId18" o:title=""/>
                 </v:shape>
-                <v:shape id="docshape8" o:spid="_x0000_s1028" type="#_x0000_t75" alt="BMI Calculator.jpeg" style="position:absolute;left:6122;top:531;width:2189;height:4868;visibility:visible;mso-wrap-style:square" o:gfxdata="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">
-                  <v:imagedata r:id="rId20" o:title="BMI Calculator"/>
+                <v:shape id="docshape8" o:spid="_x0000_s1028" type="#_x0000_t75" style="position:absolute;left:6122;top:478;width:2189;height:4908;visibility:visible;mso-wrap-style:square" o:gfxdata="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">
+                  <v:imagedata r:id="rId19" o:title=""/>
                 </v:shape>
-                <v:shape id="docshape9" o:spid="_x0000_s1029" type="#_x0000_t75" alt="Steps Tracker.jpeg" style="position:absolute;left:8342;top:502;width:2201;height:4896;visibility:visible;mso-wrap-style:square" o:gfxdata="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">
-                  <v:imagedata r:id="rId21" o:title="Steps Tracker"/>
+                <v:shape id="docshape9" o:spid="_x0000_s1029" type="#_x0000_t75" style="position:absolute;left:8342;top:478;width:2201;height:4956;visibility:visible;mso-wrap-style:square" o:gfxdata="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">
+                  <v:imagedata r:id="rId20" o:title=""/>
                 </v:shape>
                 <w10:wrap type="topAndBottom" anchorx="page"/>
               </v:group>
             </w:pict>
           </mc:Fallback>
         </mc:AlternateContent>
+      </w:r>
+      <w:r>
+        <w:rPr>
+          <w:noProof/>
+          <w:sz w:val="20"/>
+        </w:rPr>
+        <w:drawing>
+          <wp:anchor distT="0" distB="0" distL="0" distR="0" simplePos="0" relativeHeight="487591936" behindDoc="1" locked="0" layoutInCell="1" allowOverlap="1" wp14:anchorId="2A1525F2" wp14:editId="0D650387">
+            <wp:simplePos x="0" y="0"/>
+            <wp:positionH relativeFrom="page">
+              <wp:posOffset>976883</wp:posOffset>
+            </wp:positionH>
+            <wp:positionV relativeFrom="paragraph">
+              <wp:posOffset>308312</wp:posOffset>
+            </wp:positionV>
+            <wp:extent cx="1387618" cy="3084099"/>
+            <wp:effectExtent l="0" t="0" r="0" b="0"/>
+            <wp:wrapTopAndBottom/>
+            <wp:docPr id="13" name="Image 13" descr="Home Dashboard.jpeg"/>
+            <wp:cNvGraphicFramePr>
+              <a:graphicFrameLocks xmlns:a="http://schemas.openxmlformats.org/drawingml/2006/main"/>
+            </wp:cNvGraphicFramePr>
+            <a:graphic xmlns:a="http://schemas.openxmlformats.org/drawingml/2006/main">
+              <a:graphicData uri="http://schemas.openxmlformats.org/drawingml/2006/picture">
+                <pic:pic xmlns:pic="http://schemas.openxmlformats.org/drawingml/2006/picture">
+                  <pic:nvPicPr>
+                    <pic:cNvPr id="13" name="Image 13" descr="Home Dashboard.jpeg"/>
+                    <pic:cNvPicPr/>
+                  </pic:nvPicPr>
+                  <pic:blipFill>
+                    <a:blip r:embed="rId21" cstate="print"/>
+                    <a:stretch>
+                      <a:fillRect/>
+                    </a:stretch>
+                  </pic:blipFill>
+                  <pic:spPr>
+                    <a:xfrm>
+                      <a:off x="0" y="0"/>
+                      <a:ext cx="1387618" cy="3084099"/>
+                    </a:xfrm>
+                    <a:prstGeom prst="rect">
+                      <a:avLst/>
+                    </a:prstGeom>
+                  </pic:spPr>
+                </pic:pic>
+              </a:graphicData>
+            </a:graphic>
+          </wp:anchor>
+        </w:drawing>
       </w:r>
     </w:p>
     <w:p>
@@ -30632,7 +30912,7 @@
         <mc:AlternateContent>
           <mc:Choice Requires="wpg">
             <w:drawing>
-              <wp:inline distT="0" distB="0" distL="0" distR="0" wp14:anchorId="50FC45E2" wp14:editId="78964153">
+              <wp:inline distT="0" distB="0" distL="0" distR="0" wp14:anchorId="50FC45E2" wp14:editId="7A50EF76">
                 <wp:extent cx="5524500" cy="3030220"/>
                 <wp:effectExtent l="0" t="0" r="0" b="0"/>
                 <wp:docPr id="1629168477" name="docshapegroup10"/>
@@ -30676,7 +30956,7 @@
                         <pic:spPr bwMode="auto">
                           <a:xfrm>
                             <a:off x="0" y="0"/>
-                            <a:ext cx="4342" cy="4772"/>
+                            <a:ext cx="4356" cy="4772"/>
                           </a:xfrm>
                           <a:prstGeom prst="rect">
                             <a:avLst/>
@@ -30741,7 +31021,7 @@
                           </pic:cNvPicPr>
                         </pic:nvPicPr>
                         <pic:blipFill>
-                          <a:blip r:embed="rId24">
+                          <a:blip r:embed="rId24" cstate="print">
                             <a:extLst>
                               <a:ext uri="{28A0092B-C50C-407E-A947-70E740481C1C}">
                                 <a14:useLocalDpi xmlns:a14="http://schemas.microsoft.com/office/drawing/2010/main" val="0"/>
@@ -30781,8 +31061,8 @@
           </mc:Choice>
           <mc:Fallback>
             <w:pict>
-              <v:group w14:anchorId="58CDDDCF" id="docshapegroup10" o:spid="_x0000_s1026" style="width:435pt;height:238.6pt;mso-position-horizontal-relative:char;mso-position-vertical-relative:line" coordsize="8700,4772" o:gfxdata="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">
-                <v:shape id="docshape11" o:spid="_x0000_s1027" type="#_x0000_t75" style="position:absolute;width:4342;height:4772;visibility:visible;mso-wrap-style:square" o:gfxdata="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">
+              <v:group w14:anchorId="18CA3C5E" id="docshapegroup10" o:spid="_x0000_s1026" style="width:435pt;height:238.6pt;mso-position-horizontal-relative:char;mso-position-vertical-relative:line" coordsize="8700,4772" o:gfxdata="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">
+                <v:shape id="docshape11" o:spid="_x0000_s1027" type="#_x0000_t75" style="position:absolute;width:4356;height:4772;visibility:visible;mso-wrap-style:square" o:gfxdata="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">
                   <v:imagedata r:id="rId25" o:title=""/>
                 </v:shape>
                 <v:shape id="docshape12" o:spid="_x0000_s1028" type="#_x0000_t75" alt="Calorie Tracker.jpeg" style="position:absolute;left:4377;width:2148;height:4769;visibility:visible;mso-wrap-style:square" o:gfxdata="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">
@@ -35266,6 +35546,10 @@
       <w:pPr>
         <w:spacing w:before="120" w:after="120" w:line="360" w:lineRule="auto"/>
         <w:jc w:val="both"/>
+        <w:rPr>
+          <w:sz w:val="24"/>
+          <w:szCs w:val="24"/>
+        </w:rPr>
       </w:pPr>
       <w:r>
         <w:rPr>
@@ -35293,6 +35577,10 @@
       <w:pPr>
         <w:spacing w:before="120" w:after="120" w:line="360" w:lineRule="auto"/>
         <w:jc w:val="both"/>
+        <w:rPr>
+          <w:sz w:val="24"/>
+          <w:szCs w:val="24"/>
+        </w:rPr>
       </w:pPr>
       <w:r>
         <w:rPr>
@@ -35320,12 +35608,16 @@
       <w:pPr>
         <w:spacing w:before="120" w:after="120" w:line="360" w:lineRule="auto"/>
         <w:jc w:val="both"/>
-      </w:pPr>
-      <w:r>
         <w:rPr>
           <w:sz w:val="24"/>
           <w:szCs w:val="24"/>
         </w:rPr>
+      </w:pPr>
+      <w:r>
+        <w:rPr>
+          <w:sz w:val="24"/>
+          <w:szCs w:val="24"/>
+        </w:rPr>
         <w:t>[</w:t>
       </w:r>
       <w:r>
@@ -35340,19 +35632,49 @@
           <w:sz w:val="24"/>
           <w:szCs w:val="24"/>
         </w:rPr>
-        <w:t>] Samsung Electronics Co., Ltd. Samsung Health. https://www.samsung.com/global/galaxy/apps/samsung-health (visited 2025-09-01).</w:t>
+        <w:t>]</w:t>
+      </w:r>
+      <w:bookmarkStart w:id="31" w:name="_GoBack"/>
+      <w:bookmarkEnd w:id="31"/>
+      <w:r>
+        <w:rPr>
+          <w:sz w:val="24"/>
+          <w:szCs w:val="24"/>
+        </w:rPr>
+        <w:t xml:space="preserve">Samsung Electronics Co., Ltd. Samsung Health. </w:t>
+      </w:r>
+      <w:hyperlink r:id="rId28" w:tgtFrame="_blank" w:history="1">
+        <w:r>
+          <w:rPr>
+            <w:rStyle w:val="Hyperlink"/>
+            <w:sz w:val="24"/>
+            <w:szCs w:val="24"/>
+          </w:rPr>
+          <w:t>https://www.samsung.com/global/galaxy/apps/samsung-health</w:t>
+        </w:r>
+      </w:hyperlink>
+      <w:r>
+        <w:rPr>
+          <w:sz w:val="24"/>
+          <w:szCs w:val="24"/>
+        </w:rPr>
+        <w:t xml:space="preserve"> (visited 2025-09-01).</w:t>
       </w:r>
     </w:p>
     <w:p>
       <w:pPr>
         <w:spacing w:before="120" w:after="120" w:line="360" w:lineRule="auto"/>
         <w:jc w:val="both"/>
-      </w:pPr>
-      <w:r>
         <w:rPr>
           <w:sz w:val="24"/>
           <w:szCs w:val="24"/>
         </w:rPr>
+      </w:pPr>
+      <w:r>
+        <w:rPr>
+          <w:sz w:val="24"/>
+          <w:szCs w:val="24"/>
+        </w:rPr>
         <w:t>[</w:t>
       </w:r>
       <w:r>
@@ -35409,7 +35731,7 @@
           <w:sz w:val="24"/>
         </w:rPr>
         <w:sectPr>
-          <w:footerReference w:type="default" r:id="rId28"/>
+          <w:footerReference w:type="default" r:id="rId29"/>
           <w:pgSz w:w="12240" w:h="15840"/>
           <w:pgMar w:top="1800" w:right="1417" w:bottom="280" w:left="1559" w:header="0" w:footer="0" w:gutter="0"/>
           <w:cols w:space="720"/>
@@ -35422,8 +35744,8 @@
         <w:spacing w:before="107"/>
         <w:ind w:left="282" w:right="0"/>
       </w:pPr>
-      <w:bookmarkStart w:id="31" w:name="_bookmark32"/>
-      <w:bookmarkEnd w:id="31"/>
+      <w:bookmarkStart w:id="32" w:name="_bookmark32"/>
+      <w:bookmarkEnd w:id="32"/>
       <w:r>
         <w:lastRenderedPageBreak/>
         <w:t>Appendix</w:t>
@@ -37681,7 +38003,7 @@
           <w:sz w:val="24"/>
         </w:rPr>
         <w:sectPr>
-          <w:footerReference w:type="default" r:id="rId29"/>
+          <w:footerReference w:type="default" r:id="rId30"/>
           <w:pgSz w:w="11920" w:h="16850"/>
           <w:pgMar w:top="1940" w:right="1559" w:bottom="880" w:left="1275" w:header="0" w:footer="691" w:gutter="0"/>
           <w:pgNumType w:start="23"/>
@@ -38932,7 +39254,7 @@
 </file>
 
 <file path=word/endnotes.xml><?xml version="1.0" encoding="utf-8"?>
-<w:endnotes xmlns:wpc="http://schemas.microsoft.com/office/word/2010/wordprocessingCanvas" xmlns:cx="http://schemas.microsoft.com/office/drawing/2014/chartex" xmlns:cx1="http://schemas.microsoft.com/office/drawing/2015/9/8/chartex" xmlns:cx2="http://schemas.microsoft.com/office/drawing/2015/10/21/chartex" xmlns:cx3="http://schemas.microsoft.com/office/drawing/2016/5/9/chartex" xmlns:cx4="http://schemas.microsoft.com/office/drawing/2016/5/10/chartex" xmlns:cx5="http://schemas.microsoft.com/office/drawing/2016/5/11/chartex" xmlns:cx6="http://schemas.microsoft.com/office/drawing/2016/5/12/chartex" xmlns:cx7="http://schemas.microsoft.com/office/drawing/2016/5/13/chartex" xmlns:cx8="http://schemas.microsoft.com/office/drawing/2016/5/14/chartex" xmlns:mc="http://schemas.openxmlformats.org/markup-compatibility/2006" xmlns:aink="http://schemas.microsoft.com/office/drawing/2016/ink" xmlns:am3d="http://schemas.microsoft.com/office/drawing/2017/model3d" xmlns:o="urn:schemas-microsoft-com:office:office" xmlns:oel="http://schemas.microsoft.com/office/2019/extlst" xmlns:r="http://schemas.openxmlformats.org/officeDocument/2006/relationships" xmlns:m="http://schemas.openxmlformats.org/officeDocument/2006/math" xmlns:v="urn:schemas-microsoft-com:vml" xmlns:wp14="http://schemas.microsoft.com/office/word/2010/wordprocessingDrawing" xmlns:wp="http://schemas.openxmlformats.org/drawingml/2006/wordprocessingDrawing" xmlns:w10="urn:schemas-microsoft-com:office:word" xmlns:w="http://schemas.openxmlformats.org/wordprocessingml/2006/main" xmlns:w14="http://schemas.microsoft.com/office/word/2010/wordml" xmlns:w15="http://schemas.microsoft.com/office/word/2012/wordml" xmlns:w16cex="http://schemas.microsoft.com/office/word/2018/wordml/cex" xmlns:w16cid="http://schemas.microsoft.com/office/word/2016/wordml/cid" xmlns:w16="http://schemas.microsoft.com/office/word/2018/wordml" xmlns:w16du="http://schemas.microsoft.com/office/word/2023/wordml/word16du" xmlns:w16sdtdh="http://schemas.microsoft.com/office/word/2020/wordml/sdtdatahash" xmlns:w16sdtfl="http://schemas.microsoft.com/office/word/2024/wordml/sdtformatlock" xmlns:w16se="http://schemas.microsoft.com/office/word/2015/wordml/symex" xmlns:wpg="http://schemas.microsoft.com/office/word/2010/wordprocessingGroup" xmlns:wpi="http://schemas.microsoft.com/office/word/2010/wordprocessingInk" xmlns:wne="http://schemas.microsoft.com/office/word/2006/wordml" xmlns:wps="http://schemas.microsoft.com/office/word/2010/wordprocessingShape" mc:Ignorable="w14 w15 w16se w16cid w16 w16cex w16sdtdh w16sdtfl w16du wp14">
+<w:endnotes xmlns:wpc="http://schemas.microsoft.com/office/word/2010/wordprocessingCanvas" xmlns:cx="http://schemas.microsoft.com/office/drawing/2014/chartex" xmlns:mc="http://schemas.openxmlformats.org/markup-compatibility/2006" xmlns:o="urn:schemas-microsoft-com:office:office" xmlns:r="http://schemas.openxmlformats.org/officeDocument/2006/relationships" xmlns:m="http://schemas.openxmlformats.org/officeDocument/2006/math" xmlns:v="urn:schemas-microsoft-com:vml" xmlns:wp14="http://schemas.microsoft.com/office/word/2010/wordprocessingDrawing" xmlns:wp="http://schemas.openxmlformats.org/drawingml/2006/wordprocessingDrawing" xmlns:w10="urn:schemas-microsoft-com:office:word" xmlns:w="http://schemas.openxmlformats.org/wordprocessingml/2006/main" xmlns:w14="http://schemas.microsoft.com/office/word/2010/wordml" xmlns:w15="http://schemas.microsoft.com/office/word/2012/wordml" xmlns:w16se="http://schemas.microsoft.com/office/word/2015/wordml/symex" xmlns:wpg="http://schemas.microsoft.com/office/word/2010/wordprocessingGroup" xmlns:wpi="http://schemas.microsoft.com/office/word/2010/wordprocessingInk" xmlns:wne="http://schemas.microsoft.com/office/word/2006/wordml" xmlns:wps="http://schemas.microsoft.com/office/word/2010/wordprocessingShape" mc:Ignorable="w14 w15 w16se wp14">
   <w:endnote w:type="separator" w:id="-1">
     <w:p>
       <w:r>
@@ -38951,7 +39273,7 @@
 </file>
 
 <file path=word/footer1.xml><?xml version="1.0" encoding="utf-8"?>
-<w:ftr xmlns:wpc="http://schemas.microsoft.com/office/word/2010/wordprocessingCanvas" xmlns:cx="http://schemas.microsoft.com/office/drawing/2014/chartex" xmlns:cx1="http://schemas.microsoft.com/office/drawing/2015/9/8/chartex" xmlns:cx2="http://schemas.microsoft.com/office/drawing/2015/10/21/chartex" xmlns:cx3="http://schemas.microsoft.com/office/drawing/2016/5/9/chartex" xmlns:cx4="http://schemas.microsoft.com/office/drawing/2016/5/10/chartex" xmlns:cx5="http://schemas.microsoft.com/office/drawing/2016/5/11/chartex" xmlns:cx6="http://schemas.microsoft.com/office/drawing/2016/5/12/chartex" xmlns:cx7="http://schemas.microsoft.com/office/drawing/2016/5/13/chartex" xmlns:cx8="http://schemas.microsoft.com/office/drawing/2016/5/14/chartex" xmlns:mc="http://schemas.openxmlformats.org/markup-compatibility/2006" xmlns:aink="http://schemas.microsoft.com/office/drawing/2016/ink" xmlns:am3d="http://schemas.microsoft.com/office/drawing/2017/model3d" xmlns:o="urn:schemas-microsoft-com:office:office" xmlns:oel="http://schemas.microsoft.com/office/2019/extlst" xmlns:r="http://schemas.openxmlformats.org/officeDocument/2006/relationships" xmlns:m="http://schemas.openxmlformats.org/officeDocument/2006/math" xmlns:v="urn:schemas-microsoft-com:vml" xmlns:wp14="http://schemas.microsoft.com/office/word/2010/wordprocessingDrawing" xmlns:wp="http://schemas.openxmlformats.org/drawingml/2006/wordprocessingDrawing" xmlns:w10="urn:schemas-microsoft-com:office:word" xmlns:w="http://schemas.openxmlformats.org/wordprocessingml/2006/main" xmlns:w14="http://schemas.microsoft.com/office/word/2010/wordml" xmlns:w15="http://schemas.microsoft.com/office/word/2012/wordml" xmlns:w16cex="http://schemas.microsoft.com/office/word/2018/wordml/cex" xmlns:w16cid="http://schemas.microsoft.com/office/word/2016/wordml/cid" xmlns:w16="http://schemas.microsoft.com/office/word/2018/wordml" xmlns:w16du="http://schemas.microsoft.com/office/word/2023/wordml/word16du" xmlns:w16sdtdh="http://schemas.microsoft.com/office/word/2020/wordml/sdtdatahash" xmlns:w16sdtfl="http://schemas.microsoft.com/office/word/2024/wordml/sdtformatlock" xmlns:w16se="http://schemas.microsoft.com/office/word/2015/wordml/symex" xmlns:wpg="http://schemas.microsoft.com/office/word/2010/wordprocessingGroup" xmlns:wpi="http://schemas.microsoft.com/office/word/2010/wordprocessingInk" xmlns:wne="http://schemas.microsoft.com/office/word/2006/wordml" xmlns:wps="http://schemas.microsoft.com/office/word/2010/wordprocessingShape" mc:Ignorable="w14 w15 w16se w16cid w16 w16cex w16sdtdh w16sdtfl w16du wp14">
+<w:ftr xmlns:wpc="http://schemas.microsoft.com/office/word/2010/wordprocessingCanvas" xmlns:cx="http://schemas.microsoft.com/office/drawing/2014/chartex" xmlns:mc="http://schemas.openxmlformats.org/markup-compatibility/2006" xmlns:o="urn:schemas-microsoft-com:office:office" xmlns:r="http://schemas.openxmlformats.org/officeDocument/2006/relationships" xmlns:m="http://schemas.openxmlformats.org/officeDocument/2006/math" xmlns:v="urn:schemas-microsoft-com:vml" xmlns:wp14="http://schemas.microsoft.com/office/word/2010/wordprocessingDrawing" xmlns:wp="http://schemas.openxmlformats.org/drawingml/2006/wordprocessingDrawing" xmlns:w10="urn:schemas-microsoft-com:office:word" xmlns:w="http://schemas.openxmlformats.org/wordprocessingml/2006/main" xmlns:w14="http://schemas.microsoft.com/office/word/2010/wordml" xmlns:w15="http://schemas.microsoft.com/office/word/2012/wordml" xmlns:w16se="http://schemas.microsoft.com/office/word/2015/wordml/symex" xmlns:wpg="http://schemas.microsoft.com/office/word/2010/wordprocessingGroup" xmlns:wpi="http://schemas.microsoft.com/office/word/2010/wordprocessingInk" xmlns:wne="http://schemas.microsoft.com/office/word/2006/wordml" xmlns:wps="http://schemas.microsoft.com/office/word/2010/wordprocessingShape" mc:Ignorable="w14 w15 w16se wp14">
   <w:p>
     <w:pPr>
       <w:pStyle w:val="BodyText"/>
@@ -39096,7 +39418,7 @@
               <v:stroke joinstyle="miter"/>
               <v:path gradientshapeok="t" o:connecttype="rect"/>
             </v:shapetype>
-            <v:shape id="docshape4" o:spid="_x0000_s1026" type="#_x0000_t202" style="position:absolute;margin-left:286.85pt;margin-top:796.5pt;width:21.75pt;height:15.3pt;z-index:-16316928;visibility:visible;mso-wrap-style:square;mso-width-percent:0;mso-height-percent:0;mso-wrap-distance-left:9pt;mso-wrap-distance-top:0;mso-wrap-distance-right:9pt;mso-wrap-distance-bottom:0;mso-position-horizontal:absolute;mso-position-horizontal-relative:page;mso-position-vertical:absolute;mso-position-vertical-relative:page;mso-width-percent:0;mso-height-percent:0;mso-width-relative:page;mso-height-relative:page;v-text-anchor:top" o:gfxdata="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" filled="f" stroked="f">
+            <v:shape id="docshape4" o:spid="_x0000_s1026" type="#_x0000_t202" style="position:absolute;margin-left:286.85pt;margin-top:796.5pt;width:21.75pt;height:15.3pt;z-index:-16316928;visibility:visible;mso-wrap-style:square;mso-width-percent:0;mso-height-percent:0;mso-wrap-distance-left:9pt;mso-wrap-distance-top:0;mso-wrap-distance-right:9pt;mso-wrap-distance-bottom:0;mso-position-horizontal:absolute;mso-position-horizontal-relative:page;mso-position-vertical:absolute;mso-position-vertical-relative:page;mso-width-percent:0;mso-height-percent:0;mso-width-relative:page;mso-height-relative:page;v-text-anchor:top" o:gfxdata="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" filled="f" stroked="f">
               <v:textbox inset="0,0,0,0">
                 <w:txbxContent>
                   <w:p>
@@ -39162,7 +39484,7 @@
 </file>
 
 <file path=word/footer2.xml><?xml version="1.0" encoding="utf-8"?>
-<w:ftr xmlns:wpc="http://schemas.microsoft.com/office/word/2010/wordprocessingCanvas" xmlns:cx="http://schemas.microsoft.com/office/drawing/2014/chartex" xmlns:cx1="http://schemas.microsoft.com/office/drawing/2015/9/8/chartex" xmlns:cx2="http://schemas.microsoft.com/office/drawing/2015/10/21/chartex" xmlns:cx3="http://schemas.microsoft.com/office/drawing/2016/5/9/chartex" xmlns:cx4="http://schemas.microsoft.com/office/drawing/2016/5/10/chartex" xmlns:cx5="http://schemas.microsoft.com/office/drawing/2016/5/11/chartex" xmlns:cx6="http://schemas.microsoft.com/office/drawing/2016/5/12/chartex" xmlns:cx7="http://schemas.microsoft.com/office/drawing/2016/5/13/chartex" xmlns:cx8="http://schemas.microsoft.com/office/drawing/2016/5/14/chartex" xmlns:mc="http://schemas.openxmlformats.org/markup-compatibility/2006" xmlns:aink="http://schemas.microsoft.com/office/drawing/2016/ink" xmlns:am3d="http://schemas.microsoft.com/office/drawing/2017/model3d" xmlns:o="urn:schemas-microsoft-com:office:office" xmlns:oel="http://schemas.microsoft.com/office/2019/extlst" xmlns:r="http://schemas.openxmlformats.org/officeDocument/2006/relationships" xmlns:m="http://schemas.openxmlformats.org/officeDocument/2006/math" xmlns:v="urn:schemas-microsoft-com:vml" xmlns:wp14="http://schemas.microsoft.com/office/word/2010/wordprocessingDrawing" xmlns:wp="http://schemas.openxmlformats.org/drawingml/2006/wordprocessingDrawing" xmlns:w10="urn:schemas-microsoft-com:office:word" xmlns:w="http://schemas.openxmlformats.org/wordprocessingml/2006/main" xmlns:w14="http://schemas.microsoft.com/office/word/2010/wordml" xmlns:w15="http://schemas.microsoft.com/office/word/2012/wordml" xmlns:w16cex="http://schemas.microsoft.com/office/word/2018/wordml/cex" xmlns:w16cid="http://schemas.microsoft.com/office/word/2016/wordml/cid" xmlns:w16="http://schemas.microsoft.com/office/word/2018/wordml" xmlns:w16du="http://schemas.microsoft.com/office/word/2023/wordml/word16du" xmlns:w16sdtdh="http://schemas.microsoft.com/office/word/2020/wordml/sdtdatahash" xmlns:w16sdtfl="http://schemas.microsoft.com/office/word/2024/wordml/sdtformatlock" xmlns:w16se="http://schemas.microsoft.com/office/word/2015/wordml/symex" xmlns:wpg="http://schemas.microsoft.com/office/word/2010/wordprocessingGroup" xmlns:wpi="http://schemas.microsoft.com/office/word/2010/wordprocessingInk" xmlns:wne="http://schemas.microsoft.com/office/word/2006/wordml" xmlns:wps="http://schemas.microsoft.com/office/word/2010/wordprocessingShape" mc:Ignorable="w14 w15 w16se w16cid w16 w16cex w16sdtdh w16sdtfl w16du wp14">
+<w:ftr xmlns:wpc="http://schemas.microsoft.com/office/word/2010/wordprocessingCanvas" xmlns:cx="http://schemas.microsoft.com/office/drawing/2014/chartex" xmlns:mc="http://schemas.openxmlformats.org/markup-compatibility/2006" xmlns:o="urn:schemas-microsoft-com:office:office" xmlns:r="http://schemas.openxmlformats.org/officeDocument/2006/relationships" xmlns:m="http://schemas.openxmlformats.org/officeDocument/2006/math" xmlns:v="urn:schemas-microsoft-com:vml" xmlns:wp14="http://schemas.microsoft.com/office/word/2010/wordprocessingDrawing" xmlns:wp="http://schemas.openxmlformats.org/drawingml/2006/wordprocessingDrawing" xmlns:w10="urn:schemas-microsoft-com:office:word" xmlns:w="http://schemas.openxmlformats.org/wordprocessingml/2006/main" xmlns:w14="http://schemas.microsoft.com/office/word/2010/wordml" xmlns:w15="http://schemas.microsoft.com/office/word/2012/wordml" xmlns:w16se="http://schemas.microsoft.com/office/word/2015/wordml/symex" xmlns:wpg="http://schemas.microsoft.com/office/word/2010/wordprocessingGroup" xmlns:wpi="http://schemas.microsoft.com/office/word/2010/wordprocessingInk" xmlns:wne="http://schemas.microsoft.com/office/word/2006/wordml" xmlns:wps="http://schemas.microsoft.com/office/word/2010/wordprocessingShape" mc:Ignorable="w14 w15 w16se wp14">
   <w:p>
     <w:pPr>
       <w:pStyle w:val="BodyText"/>
@@ -39269,7 +39591,7 @@
                               <w:noProof/>
                               <w:spacing w:val="-5"/>
                             </w:rPr>
-                            <w:t>11</w:t>
+                            <w:t>21</w:t>
                           </w:r>
                           <w:r>
                             <w:rPr>
@@ -39307,7 +39629,7 @@
               <v:stroke joinstyle="miter"/>
               <v:path gradientshapeok="t" o:connecttype="rect"/>
             </v:shapetype>
-            <v:shape id="docshape5" o:spid="_x0000_s1027" type="#_x0000_t202" style="position:absolute;margin-left:286.7pt;margin-top:796.5pt;width:21.4pt;height:15.3pt;z-index:-16316416;visibility:visible;mso-wrap-style:square;mso-width-percent:0;mso-height-percent:0;mso-wrap-distance-left:9pt;mso-wrap-distance-top:0;mso-wrap-distance-right:9pt;mso-wrap-distance-bottom:0;mso-position-horizontal:absolute;mso-position-horizontal-relative:page;mso-position-vertical:absolute;mso-position-vertical-relative:page;mso-width-percent:0;mso-height-percent:0;mso-width-relative:page;mso-height-relative:page;v-text-anchor:top" o:gfxdata="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" filled="f" stroked="f">
+            <v:shape id="docshape5" o:spid="_x0000_s1027" type="#_x0000_t202" style="position:absolute;margin-left:286.7pt;margin-top:796.5pt;width:21.4pt;height:15.3pt;z-index:-16316416;visibility:visible;mso-wrap-style:square;mso-width-percent:0;mso-height-percent:0;mso-wrap-distance-left:9pt;mso-wrap-distance-top:0;mso-wrap-distance-right:9pt;mso-wrap-distance-bottom:0;mso-position-horizontal:absolute;mso-position-horizontal-relative:page;mso-position-vertical:absolute;mso-position-vertical-relative:page;mso-width-percent:0;mso-height-percent:0;mso-width-relative:page;mso-height-relative:page;v-text-anchor:top" o:gfxdata="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" filled="f" stroked="f">
               <v:textbox inset="0,0,0,0">
                 <w:txbxContent>
                   <w:p>
@@ -39345,7 +39667,7 @@
                         <w:noProof/>
                         <w:spacing w:val="-5"/>
                       </w:rPr>
-                      <w:t>11</w:t>
+                      <w:t>21</w:t>
                     </w:r>
                     <w:r>
                       <w:rPr>
@@ -39373,7 +39695,7 @@
 </file>
 
 <file path=word/footer3.xml><?xml version="1.0" encoding="utf-8"?>
-<w:ftr xmlns:wpc="http://schemas.microsoft.com/office/word/2010/wordprocessingCanvas" xmlns:cx="http://schemas.microsoft.com/office/drawing/2014/chartex" xmlns:cx1="http://schemas.microsoft.com/office/drawing/2015/9/8/chartex" xmlns:cx2="http://schemas.microsoft.com/office/drawing/2015/10/21/chartex" xmlns:cx3="http://schemas.microsoft.com/office/drawing/2016/5/9/chartex" xmlns:cx4="http://schemas.microsoft.com/office/drawing/2016/5/10/chartex" xmlns:cx5="http://schemas.microsoft.com/office/drawing/2016/5/11/chartex" xmlns:cx6="http://schemas.microsoft.com/office/drawing/2016/5/12/chartex" xmlns:cx7="http://schemas.microsoft.com/office/drawing/2016/5/13/chartex" xmlns:cx8="http://schemas.microsoft.com/office/drawing/2016/5/14/chartex" xmlns:mc="http://schemas.openxmlformats.org/markup-compatibility/2006" xmlns:aink="http://schemas.microsoft.com/office/drawing/2016/ink" xmlns:am3d="http://schemas.microsoft.com/office/drawing/2017/model3d" xmlns:o="urn:schemas-microsoft-com:office:office" xmlns:oel="http://schemas.microsoft.com/office/2019/extlst" xmlns:r="http://schemas.openxmlformats.org/officeDocument/2006/relationships" xmlns:m="http://schemas.openxmlformats.org/officeDocument/2006/math" xmlns:v="urn:schemas-microsoft-com:vml" xmlns:wp14="http://schemas.microsoft.com/office/word/2010/wordprocessingDrawing" xmlns:wp="http://schemas.openxmlformats.org/drawingml/2006/wordprocessingDrawing" xmlns:w10="urn:schemas-microsoft-com:office:word" xmlns:w="http://schemas.openxmlformats.org/wordprocessingml/2006/main" xmlns:w14="http://schemas.microsoft.com/office/word/2010/wordml" xmlns:w15="http://schemas.microsoft.com/office/word/2012/wordml" xmlns:w16cex="http://schemas.microsoft.com/office/word/2018/wordml/cex" xmlns:w16cid="http://schemas.microsoft.com/office/word/2016/wordml/cid" xmlns:w16="http://schemas.microsoft.com/office/word/2018/wordml" xmlns:w16du="http://schemas.microsoft.com/office/word/2023/wordml/word16du" xmlns:w16sdtdh="http://schemas.microsoft.com/office/word/2020/wordml/sdtdatahash" xmlns:w16sdtfl="http://schemas.microsoft.com/office/word/2024/wordml/sdtformatlock" xmlns:w16se="http://schemas.microsoft.com/office/word/2015/wordml/symex" xmlns:wpg="http://schemas.microsoft.com/office/word/2010/wordprocessingGroup" xmlns:wpi="http://schemas.microsoft.com/office/word/2010/wordprocessingInk" xmlns:wne="http://schemas.microsoft.com/office/word/2006/wordml" xmlns:wps="http://schemas.microsoft.com/office/word/2010/wordprocessingShape" mc:Ignorable="w14 w15 w16se w16cid w16 w16cex w16sdtdh w16sdtfl w16du wp14">
+<w:ftr xmlns:wpc="http://schemas.microsoft.com/office/word/2010/wordprocessingCanvas" xmlns:cx="http://schemas.microsoft.com/office/drawing/2014/chartex" xmlns:mc="http://schemas.openxmlformats.org/markup-compatibility/2006" xmlns:o="urn:schemas-microsoft-com:office:office" xmlns:r="http://schemas.openxmlformats.org/officeDocument/2006/relationships" xmlns:m="http://schemas.openxmlformats.org/officeDocument/2006/math" xmlns:v="urn:schemas-microsoft-com:vml" xmlns:wp14="http://schemas.microsoft.com/office/word/2010/wordprocessingDrawing" xmlns:wp="http://schemas.openxmlformats.org/drawingml/2006/wordprocessingDrawing" xmlns:w10="urn:schemas-microsoft-com:office:word" xmlns:w="http://schemas.openxmlformats.org/wordprocessingml/2006/main" xmlns:w14="http://schemas.microsoft.com/office/word/2010/wordml" xmlns:w15="http://schemas.microsoft.com/office/word/2012/wordml" xmlns:w16se="http://schemas.microsoft.com/office/word/2015/wordml/symex" xmlns:wpg="http://schemas.microsoft.com/office/word/2010/wordprocessingGroup" xmlns:wpi="http://schemas.microsoft.com/office/word/2010/wordprocessingInk" xmlns:wne="http://schemas.microsoft.com/office/word/2006/wordml" xmlns:wps="http://schemas.microsoft.com/office/word/2010/wordprocessingShape" mc:Ignorable="w14 w15 w16se wp14">
   <w:p>
     <w:pPr>
       <w:pStyle w:val="BodyText"/>
@@ -39387,7 +39709,7 @@
 </file>
 
 <file path=word/footer4.xml><?xml version="1.0" encoding="utf-8"?>
-<w:ftr xmlns:wpc="http://schemas.microsoft.com/office/word/2010/wordprocessingCanvas" xmlns:cx="http://schemas.microsoft.com/office/drawing/2014/chartex" xmlns:cx1="http://schemas.microsoft.com/office/drawing/2015/9/8/chartex" xmlns:cx2="http://schemas.microsoft.com/office/drawing/2015/10/21/chartex" xmlns:cx3="http://schemas.microsoft.com/office/drawing/2016/5/9/chartex" xmlns:cx4="http://schemas.microsoft.com/office/drawing/2016/5/10/chartex" xmlns:cx5="http://schemas.microsoft.com/office/drawing/2016/5/11/chartex" xmlns:cx6="http://schemas.microsoft.com/office/drawing/2016/5/12/chartex" xmlns:cx7="http://schemas.microsoft.com/office/drawing/2016/5/13/chartex" xmlns:cx8="http://schemas.microsoft.com/office/drawing/2016/5/14/chartex" xmlns:mc="http://schemas.openxmlformats.org/markup-compatibility/2006" xmlns:aink="http://schemas.microsoft.com/office/drawing/2016/ink" xmlns:am3d="http://schemas.microsoft.com/office/drawing/2017/model3d" xmlns:o="urn:schemas-microsoft-com:office:office" xmlns:oel="http://schemas.microsoft.com/office/2019/extlst" xmlns:r="http://schemas.openxmlformats.org/officeDocument/2006/relationships" xmlns:m="http://schemas.openxmlformats.org/officeDocument/2006/math" xmlns:v="urn:schemas-microsoft-com:vml" xmlns:wp14="http://schemas.microsoft.com/office/word/2010/wordprocessingDrawing" xmlns:wp="http://schemas.openxmlformats.org/drawingml/2006/wordprocessingDrawing" xmlns:w10="urn:schemas-microsoft-com:office:word" xmlns:w="http://schemas.openxmlformats.org/wordprocessingml/2006/main" xmlns:w14="http://schemas.microsoft.com/office/word/2010/wordml" xmlns:w15="http://schemas.microsoft.com/office/word/2012/wordml" xmlns:w16cex="http://schemas.microsoft.com/office/word/2018/wordml/cex" xmlns:w16cid="http://schemas.microsoft.com/office/word/2016/wordml/cid" xmlns:w16="http://schemas.microsoft.com/office/word/2018/wordml" xmlns:w16du="http://schemas.microsoft.com/office/word/2023/wordml/word16du" xmlns:w16sdtdh="http://schemas.microsoft.com/office/word/2020/wordml/sdtdatahash" xmlns:w16sdtfl="http://schemas.microsoft.com/office/word/2024/wordml/sdtformatlock" xmlns:w16se="http://schemas.microsoft.com/office/word/2015/wordml/symex" xmlns:wpg="http://schemas.microsoft.com/office/word/2010/wordprocessingGroup" xmlns:wpi="http://schemas.microsoft.com/office/word/2010/wordprocessingInk" xmlns:wne="http://schemas.microsoft.com/office/word/2006/wordml" xmlns:wps="http://schemas.microsoft.com/office/word/2010/wordprocessingShape" mc:Ignorable="w14 w15 w16se w16cid w16 w16cex w16sdtdh w16sdtfl w16du wp14">
+<w:ftr xmlns:wpc="http://schemas.microsoft.com/office/word/2010/wordprocessingCanvas" xmlns:cx="http://schemas.microsoft.com/office/drawing/2014/chartex" xmlns:mc="http://schemas.openxmlformats.org/markup-compatibility/2006" xmlns:o="urn:schemas-microsoft-com:office:office" xmlns:r="http://schemas.openxmlformats.org/officeDocument/2006/relationships" xmlns:m="http://schemas.openxmlformats.org/officeDocument/2006/math" xmlns:v="urn:schemas-microsoft-com:vml" xmlns:wp14="http://schemas.microsoft.com/office/word/2010/wordprocessingDrawing" xmlns:wp="http://schemas.openxmlformats.org/drawingml/2006/wordprocessingDrawing" xmlns:w10="urn:schemas-microsoft-com:office:word" xmlns:w="http://schemas.openxmlformats.org/wordprocessingml/2006/main" xmlns:w14="http://schemas.microsoft.com/office/word/2010/wordml" xmlns:w15="http://schemas.microsoft.com/office/word/2012/wordml" xmlns:w16se="http://schemas.microsoft.com/office/word/2015/wordml/symex" xmlns:wpg="http://schemas.microsoft.com/office/word/2010/wordprocessingGroup" xmlns:wpi="http://schemas.microsoft.com/office/word/2010/wordprocessingInk" xmlns:wne="http://schemas.microsoft.com/office/word/2006/wordml" xmlns:wps="http://schemas.microsoft.com/office/word/2010/wordprocessingShape" mc:Ignorable="w14 w15 w16se wp14">
   <w:p>
     <w:pPr>
       <w:pStyle w:val="BodyText"/>
@@ -39532,7 +39854,7 @@
               <v:stroke joinstyle="miter"/>
               <v:path gradientshapeok="t" o:connecttype="rect"/>
             </v:shapetype>
-            <v:shape id="docshape14" o:spid="_x0000_s1028" type="#_x0000_t202" style="position:absolute;margin-left:286.7pt;margin-top:796.5pt;width:21.4pt;height:15.3pt;z-index:-16315904;visibility:visible;mso-wrap-style:square;mso-width-percent:0;mso-height-percent:0;mso-wrap-distance-left:9pt;mso-wrap-distance-top:0;mso-wrap-distance-right:9pt;mso-wrap-distance-bottom:0;mso-position-horizontal:absolute;mso-position-horizontal-relative:page;mso-position-vertical:absolute;mso-position-vertical-relative:page;mso-width-percent:0;mso-height-percent:0;mso-width-relative:page;mso-height-relative:page;v-text-anchor:top" o:gfxdata="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" filled="f" stroked="f">
+            <v:shape id="docshape14" o:spid="_x0000_s1028" type="#_x0000_t202" style="position:absolute;margin-left:286.7pt;margin-top:796.5pt;width:21.4pt;height:15.3pt;z-index:-16315904;visibility:visible;mso-wrap-style:square;mso-width-percent:0;mso-height-percent:0;mso-wrap-distance-left:9pt;mso-wrap-distance-top:0;mso-wrap-distance-right:9pt;mso-wrap-distance-bottom:0;mso-position-horizontal:absolute;mso-position-horizontal-relative:page;mso-position-vertical:absolute;mso-position-vertical-relative:page;mso-width-percent:0;mso-height-percent:0;mso-width-relative:page;mso-height-relative:page;v-text-anchor:top" o:gfxdata="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" filled="f" stroked="f">
               <v:textbox inset="0,0,0,0">
                 <w:txbxContent>
                   <w:p>
@@ -39598,7 +39920,7 @@
 </file>
 
 <file path=word/footnotes.xml><?xml version="1.0" encoding="utf-8"?>
-<w:footnotes xmlns:wpc="http://schemas.microsoft.com/office/word/2010/wordprocessingCanvas" xmlns:cx="http://schemas.microsoft.com/office/drawing/2014/chartex" xmlns:cx1="http://schemas.microsoft.com/office/drawing/2015/9/8/chartex" xmlns:cx2="http://schemas.microsoft.com/office/drawing/2015/10/21/chartex" xmlns:cx3="http://schemas.microsoft.com/office/drawing/2016/5/9/chartex" xmlns:cx4="http://schemas.microsoft.com/office/drawing/2016/5/10/chartex" xmlns:cx5="http://schemas.microsoft.com/office/drawing/2016/5/11/chartex" xmlns:cx6="http://schemas.microsoft.com/office/drawing/2016/5/12/chartex" xmlns:cx7="http://schemas.microsoft.com/office/drawing/2016/5/13/chartex" xmlns:cx8="http://schemas.microsoft.com/office/drawing/2016/5/14/chartex" xmlns:mc="http://schemas.openxmlformats.org/markup-compatibility/2006" xmlns:aink="http://schemas.microsoft.com/office/drawing/2016/ink" xmlns:am3d="http://schemas.microsoft.com/office/drawing/2017/model3d" xmlns:o="urn:schemas-microsoft-com:office:office" xmlns:oel="http://schemas.microsoft.com/office/2019/extlst" xmlns:r="http://schemas.openxmlformats.org/officeDocument/2006/relationships" xmlns:m="http://schemas.openxmlformats.org/officeDocument/2006/math" xmlns:v="urn:schemas-microsoft-com:vml" xmlns:wp14="http://schemas.microsoft.com/office/word/2010/wordprocessingDrawing" xmlns:wp="http://schemas.openxmlformats.org/drawingml/2006/wordprocessingDrawing" xmlns:w10="urn:schemas-microsoft-com:office:word" xmlns:w="http://schemas.openxmlformats.org/wordprocessingml/2006/main" xmlns:w14="http://schemas.microsoft.com/office/word/2010/wordml" xmlns:w15="http://schemas.microsoft.com/office/word/2012/wordml" xmlns:w16cex="http://schemas.microsoft.com/office/word/2018/wordml/cex" xmlns:w16cid="http://schemas.microsoft.com/office/word/2016/wordml/cid" xmlns:w16="http://schemas.microsoft.com/office/word/2018/wordml" xmlns:w16du="http://schemas.microsoft.com/office/word/2023/wordml/word16du" xmlns:w16sdtdh="http://schemas.microsoft.com/office/word/2020/wordml/sdtdatahash" xmlns:w16sdtfl="http://schemas.microsoft.com/office/word/2024/wordml/sdtformatlock" xmlns:w16se="http://schemas.microsoft.com/office/word/2015/wordml/symex" xmlns:wpg="http://schemas.microsoft.com/office/word/2010/wordprocessingGroup" xmlns:wpi="http://schemas.microsoft.com/office/word/2010/wordprocessingInk" xmlns:wne="http://schemas.microsoft.com/office/word/2006/wordml" xmlns:wps="http://schemas.microsoft.com/office/word/2010/wordprocessingShape" mc:Ignorable="w14 w15 w16se w16cid w16 w16cex w16sdtdh w16sdtfl w16du wp14">
+<w:footnotes xmlns:wpc="http://schemas.microsoft.com/office/word/2010/wordprocessingCanvas" xmlns:cx="http://schemas.microsoft.com/office/drawing/2014/chartex" xmlns:mc="http://schemas.openxmlformats.org/markup-compatibility/2006" xmlns:o="urn:schemas-microsoft-com:office:office" xmlns:r="http://schemas.openxmlformats.org/officeDocument/2006/relationships" xmlns:m="http://schemas.openxmlformats.org/officeDocument/2006/math" xmlns:v="urn:schemas-microsoft-com:vml" xmlns:wp14="http://schemas.microsoft.com/office/word/2010/wordprocessingDrawing" xmlns:wp="http://schemas.openxmlformats.org/drawingml/2006/wordprocessingDrawing" xmlns:w10="urn:schemas-microsoft-com:office:word" xmlns:w="http://schemas.openxmlformats.org/wordprocessingml/2006/main" xmlns:w14="http://schemas.microsoft.com/office/word/2010/wordml" xmlns:w15="http://schemas.microsoft.com/office/word/2012/wordml" xmlns:w16se="http://schemas.microsoft.com/office/word/2015/wordml/symex" xmlns:wpg="http://schemas.microsoft.com/office/word/2010/wordprocessingGroup" xmlns:wpi="http://schemas.microsoft.com/office/word/2010/wordprocessingInk" xmlns:wne="http://schemas.microsoft.com/office/word/2006/wordml" xmlns:wps="http://schemas.microsoft.com/office/word/2010/wordprocessingShape" mc:Ignorable="w14 w15 w16se wp14">
   <w:footnote w:type="separator" w:id="-1">
     <w:p>
       <w:r>
@@ -39617,7 +39939,7 @@
 </file>
 
 <file path=word/numbering.xml><?xml version="1.0" encoding="utf-8"?>
-<w:numbering xmlns:wpc="http://schemas.microsoft.com/office/word/2010/wordprocessingCanvas" xmlns:cx="http://schemas.microsoft.com/office/drawing/2014/chartex" xmlns:cx1="http://schemas.microsoft.com/office/drawing/2015/9/8/chartex" xmlns:cx2="http://schemas.microsoft.com/office/drawing/2015/10/21/chartex" xmlns:cx3="http://schemas.microsoft.com/office/drawing/2016/5/9/chartex" xmlns:cx4="http://schemas.microsoft.com/office/drawing/2016/5/10/chartex" xmlns:cx5="http://schemas.microsoft.com/office/drawing/2016/5/11/chartex" xmlns:cx6="http://schemas.microsoft.com/office/drawing/2016/5/12/chartex" xmlns:cx7="http://schemas.microsoft.com/office/drawing/2016/5/13/chartex" xmlns:cx8="http://schemas.microsoft.com/office/drawing/2016/5/14/chartex" xmlns:mc="http://schemas.openxmlformats.org/markup-compatibility/2006" xmlns:aink="http://schemas.microsoft.com/office/drawing/2016/ink" xmlns:am3d="http://schemas.microsoft.com/office/drawing/2017/model3d" xmlns:o="urn:schemas-microsoft-com:office:office" xmlns:oel="http://schemas.microsoft.com/office/2019/extlst" xmlns:r="http://schemas.openxmlformats.org/officeDocument/2006/relationships" xmlns:m="http://schemas.openxmlformats.org/officeDocument/2006/math" xmlns:v="urn:schemas-microsoft-com:vml" xmlns:wp14="http://schemas.microsoft.com/office/word/2010/wordprocessingDrawing" xmlns:wp="http://schemas.openxmlformats.org/drawingml/2006/wordprocessingDrawing" xmlns:w10="urn:schemas-microsoft-com:office:word" xmlns:w="http://schemas.openxmlformats.org/wordprocessingml/2006/main" xmlns:w14="http://schemas.microsoft.com/office/word/2010/wordml" xmlns:w15="http://schemas.microsoft.com/office/word/2012/wordml" xmlns:w16cex="http://schemas.microsoft.com/office/word/2018/wordml/cex" xmlns:w16cid="http://schemas.microsoft.com/office/word/2016/wordml/cid" xmlns:w16="http://schemas.microsoft.com/office/word/2018/wordml" xmlns:w16du="http://schemas.microsoft.com/office/word/2023/wordml/word16du" xmlns:w16sdtdh="http://schemas.microsoft.com/office/word/2020/wordml/sdtdatahash" xmlns:w16sdtfl="http://schemas.microsoft.com/office/word/2024/wordml/sdtformatlock" xmlns:w16se="http://schemas.microsoft.com/office/word/2015/wordml/symex" xmlns:wpg="http://schemas.microsoft.com/office/word/2010/wordprocessingGroup" xmlns:wpi="http://schemas.microsoft.com/office/word/2010/wordprocessingInk" xmlns:wne="http://schemas.microsoft.com/office/word/2006/wordml" xmlns:wps="http://schemas.microsoft.com/office/word/2010/wordprocessingShape" mc:Ignorable="w14 w15 w16se w16cid w16 w16cex w16sdtdh w16sdtfl w16du wp14">
+<w:numbering xmlns:wpc="http://schemas.microsoft.com/office/word/2010/wordprocessingCanvas" xmlns:cx="http://schemas.microsoft.com/office/drawing/2014/chartex" xmlns:mc="http://schemas.openxmlformats.org/markup-compatibility/2006" xmlns:o="urn:schemas-microsoft-com:office:office" xmlns:r="http://schemas.openxmlformats.org/officeDocument/2006/relationships" xmlns:m="http://schemas.openxmlformats.org/officeDocument/2006/math" xmlns:v="urn:schemas-microsoft-com:vml" xmlns:wp14="http://schemas.microsoft.com/office/word/2010/wordprocessingDrawing" xmlns:wp="http://schemas.openxmlformats.org/drawingml/2006/wordprocessingDrawing" xmlns:w10="urn:schemas-microsoft-com:office:word" xmlns:w="http://schemas.openxmlformats.org/wordprocessingml/2006/main" xmlns:w14="http://schemas.microsoft.com/office/word/2010/wordml" xmlns:w15="http://schemas.microsoft.com/office/word/2012/wordml" xmlns:w16se="http://schemas.microsoft.com/office/word/2015/wordml/symex" xmlns:wpg="http://schemas.microsoft.com/office/word/2010/wordprocessingGroup" xmlns:wpi="http://schemas.microsoft.com/office/word/2010/wordprocessingInk" xmlns:wne="http://schemas.microsoft.com/office/word/2006/wordml" xmlns:wps="http://schemas.microsoft.com/office/word/2010/wordprocessingShape" mc:Ignorable="w14 w15 w16se wp14">
   <w:abstractNum w:abstractNumId="0" w15:restartNumberingAfterBreak="0">
     <w:nsid w:val="03F172C8"/>
     <w:multiLevelType w:val="multilevel"/>
@@ -39642,7 +39964,7 @@
       <w:lvlText w:val="%1.%2"/>
       <w:lvlJc w:val="left"/>
       <w:pPr>
-        <w:ind w:left="1197" w:hanging="773"/>
+        <w:ind w:left="1223" w:hanging="773"/>
         <w:jc w:val="left"/>
       </w:pPr>
       <w:rPr>
@@ -41406,53 +41728,53 @@
       </w:rPr>
     </w:lvl>
   </w:abstractNum>
-  <w:num w:numId="1" w16cid:durableId="189953473">
+  <w:num w:numId="1">
     <w:abstractNumId w:val="4"/>
   </w:num>
-  <w:num w:numId="2" w16cid:durableId="285041645">
+  <w:num w:numId="2">
     <w:abstractNumId w:val="8"/>
   </w:num>
-  <w:num w:numId="3" w16cid:durableId="93013818">
+  <w:num w:numId="3">
     <w:abstractNumId w:val="7"/>
   </w:num>
-  <w:num w:numId="4" w16cid:durableId="2074962243">
+  <w:num w:numId="4">
     <w:abstractNumId w:val="13"/>
   </w:num>
-  <w:num w:numId="5" w16cid:durableId="1179662300">
+  <w:num w:numId="5">
     <w:abstractNumId w:val="2"/>
   </w:num>
-  <w:num w:numId="6" w16cid:durableId="1007292013">
+  <w:num w:numId="6">
     <w:abstractNumId w:val="0"/>
   </w:num>
-  <w:num w:numId="7" w16cid:durableId="559555855">
+  <w:num w:numId="7">
     <w:abstractNumId w:val="11"/>
   </w:num>
-  <w:num w:numId="8" w16cid:durableId="1130634746">
+  <w:num w:numId="8">
     <w:abstractNumId w:val="6"/>
   </w:num>
-  <w:num w:numId="9" w16cid:durableId="1438017449">
+  <w:num w:numId="9">
     <w:abstractNumId w:val="10"/>
   </w:num>
-  <w:num w:numId="10" w16cid:durableId="1616130809">
+  <w:num w:numId="10">
     <w:abstractNumId w:val="9"/>
   </w:num>
-  <w:num w:numId="11" w16cid:durableId="1006442188">
+  <w:num w:numId="11">
     <w:abstractNumId w:val="1"/>
   </w:num>
-  <w:num w:numId="12" w16cid:durableId="2087798953">
+  <w:num w:numId="12">
     <w:abstractNumId w:val="3"/>
   </w:num>
-  <w:num w:numId="13" w16cid:durableId="1555971073">
+  <w:num w:numId="13">
     <w:abstractNumId w:val="12"/>
   </w:num>
-  <w:num w:numId="14" w16cid:durableId="718670369">
+  <w:num w:numId="14">
     <w:abstractNumId w:val="5"/>
   </w:num>
 </w:numbering>
 </file>
 
 <file path=word/styles.xml><?xml version="1.0" encoding="utf-8"?>
-<w:styles xmlns:mc="http://schemas.openxmlformats.org/markup-compatibility/2006" xmlns:r="http://schemas.openxmlformats.org/officeDocument/2006/relationships" xmlns:w="http://schemas.openxmlformats.org/wordprocessingml/2006/main" xmlns:w14="http://schemas.microsoft.com/office/word/2010/wordml" xmlns:w15="http://schemas.microsoft.com/office/word/2012/wordml" xmlns:w16cex="http://schemas.microsoft.com/office/word/2018/wordml/cex" xmlns:w16cid="http://schemas.microsoft.com/office/word/2016/wordml/cid" xmlns:w16="http://schemas.microsoft.com/office/word/2018/wordml" xmlns:w16du="http://schemas.microsoft.com/office/word/2023/wordml/word16du" xmlns:w16sdtdh="http://schemas.microsoft.com/office/word/2020/wordml/sdtdatahash" xmlns:w16sdtfl="http://schemas.microsoft.com/office/word/2024/wordml/sdtformatlock" xmlns:w16se="http://schemas.microsoft.com/office/word/2015/wordml/symex" mc:Ignorable="w14 w15 w16se w16cid w16 w16cex w16sdtdh w16sdtfl w16du">
+<w:styles xmlns:mc="http://schemas.openxmlformats.org/markup-compatibility/2006" xmlns:r="http://schemas.openxmlformats.org/officeDocument/2006/relationships" xmlns:w="http://schemas.openxmlformats.org/wordprocessingml/2006/main" xmlns:w14="http://schemas.microsoft.com/office/word/2010/wordml" xmlns:w15="http://schemas.microsoft.com/office/word/2012/wordml" xmlns:w16se="http://schemas.microsoft.com/office/word/2015/wordml/symex" mc:Ignorable="w14 w15 w16se">
   <w:docDefaults>
     <w:rPrDefault>
       <w:rPr>
@@ -41470,7 +41792,7 @@
       </w:pPr>
     </w:pPrDefault>
   </w:docDefaults>
-  <w:latentStyles w:defLockedState="0" w:defUIPriority="99" w:defSemiHidden="0" w:defUnhideWhenUsed="0" w:defQFormat="0" w:count="376">
+  <w:latentStyles w:defLockedState="0" w:defUIPriority="99" w:defSemiHidden="0" w:defUnhideWhenUsed="0" w:defQFormat="0" w:count="371">
     <w:lsdException w:name="Normal" w:uiPriority="0" w:qFormat="1"/>
     <w:lsdException w:name="heading 1" w:uiPriority="9" w:qFormat="1"/>
     <w:lsdException w:name="heading 2" w:semiHidden="1" w:uiPriority="9" w:unhideWhenUsed="1" w:qFormat="1"/>
@@ -41842,11 +42164,6 @@
     <w:lsdException w:name="List Table 5 Dark Accent 6" w:uiPriority="50"/>
     <w:lsdException w:name="List Table 6 Colorful Accent 6" w:uiPriority="51"/>
     <w:lsdException w:name="List Table 7 Colorful Accent 6" w:uiPriority="52"/>
-    <w:lsdException w:name="Mention" w:semiHidden="1" w:unhideWhenUsed="1"/>
-    <w:lsdException w:name="Smart Hyperlink" w:semiHidden="1" w:unhideWhenUsed="1"/>
-    <w:lsdException w:name="Hashtag" w:semiHidden="1" w:unhideWhenUsed="1"/>
-    <w:lsdException w:name="Unresolved Mention" w:semiHidden="1" w:unhideWhenUsed="1"/>
-    <w:lsdException w:name="Smart Link" w:semiHidden="1" w:unhideWhenUsed="1"/>
   </w:latentStyles>
   <w:style w:type="paragraph" w:default="1" w:styleId="Normal">
     <w:name w:val="Normal"/>
@@ -42043,6 +42360,18 @@
       <w:rFonts w:ascii="Tahoma" w:eastAsia="Times New Roman" w:hAnsi="Tahoma" w:cs="Tahoma"/>
       <w:sz w:val="16"/>
       <w:szCs w:val="16"/>
+    </w:rPr>
+  </w:style>
+  <w:style w:type="character" w:styleId="Hyperlink">
+    <w:name w:val="Hyperlink"/>
+    <w:basedOn w:val="DefaultParagraphFont"/>
+    <w:uiPriority w:val="99"/>
+    <w:semiHidden/>
+    <w:unhideWhenUsed/>
+    <w:rsid w:val="00314C2B"/>
+    <w:rPr>
+      <w:color w:val="0000FF"/>
+      <w:u w:val="single"/>
     </w:rPr>
   </w:style>
 </w:styles>
